--- a/NguynHoVietKhoa_KTTKPM_Lab4.docx
+++ b/NguynHoVietKhoa_KTTKPM_Lab4.docx
@@ -12,30 +12,19 @@
         <w:rPr>
           <w:rFonts w:ascii="Times New Roman" w:hAnsi="Times New Roman" w:cs="Times New Roman"/>
         </w:rPr>
-        <w:t xml:space="preserve">docker </w:t>
-      </w:r>
-      <w:r>
-        <w:rPr>
-          <w:rFonts w:ascii="Times New Roman" w:hAnsi="Times New Roman" w:cs="Times New Roman"/>
-        </w:rPr>
-        <w:t>–</w:t>
-      </w:r>
-      <w:r>
-        <w:rPr>
-          <w:rFonts w:ascii="Times New Roman" w:hAnsi="Times New Roman" w:cs="Times New Roman"/>
-        </w:rPr>
-        <w:t>version</w:t>
-      </w:r>
-    </w:p>
-    <w:p>
-      <w:pPr>
-        <w:rPr>
-          <w:rFonts w:ascii="Times New Roman" w:hAnsi="Times New Roman" w:cs="Times New Roman"/>
-        </w:rPr>
-      </w:pPr>
-      <w:r>
-        <w:rPr>
-          <w:rFonts w:ascii="Times New Roman" w:hAnsi="Times New Roman" w:cs="Times New Roman"/>
+        <w:t>docker –version</w:t>
+      </w:r>
+    </w:p>
+    <w:p>
+      <w:pPr>
+        <w:rPr>
+          <w:rFonts w:ascii="Times New Roman" w:hAnsi="Times New Roman" w:cs="Times New Roman"/>
+        </w:rPr>
+      </w:pPr>
+      <w:r>
+        <w:rPr>
+          <w:rFonts w:ascii="Times New Roman" w:hAnsi="Times New Roman" w:cs="Times New Roman"/>
+          <w:noProof/>
         </w:rPr>
         <w:drawing>
           <wp:inline distT="0" distB="0" distL="0" distR="0" wp14:anchorId="023A0A85" wp14:editId="1F98DD9A">
@@ -53,7 +42,7 @@
                     <pic:cNvPicPr/>
                   </pic:nvPicPr>
                   <pic:blipFill>
-                    <a:blip r:embed="rId4"/>
+                    <a:blip r:embed="rId5"/>
                     <a:stretch>
                       <a:fillRect/>
                     </a:stretch>
@@ -84,24 +73,19 @@
         <w:rPr>
           <w:rFonts w:ascii="Times New Roman" w:hAnsi="Times New Roman" w:cs="Times New Roman"/>
         </w:rPr>
-        <w:t xml:space="preserve">docker run </w:t>
-      </w:r>
-      <w:r>
-        <w:rPr>
-          <w:rFonts w:ascii="Times New Roman" w:hAnsi="Times New Roman" w:cs="Times New Roman"/>
-        </w:rPr>
-        <w:t>app-test</w:t>
-      </w:r>
-    </w:p>
-    <w:p>
-      <w:pPr>
-        <w:rPr>
-          <w:rFonts w:ascii="Times New Roman" w:hAnsi="Times New Roman" w:cs="Times New Roman"/>
-        </w:rPr>
-      </w:pPr>
-      <w:r>
-        <w:rPr>
-          <w:rFonts w:ascii="Times New Roman" w:hAnsi="Times New Roman" w:cs="Times New Roman"/>
+        <w:t>docker run app-test</w:t>
+      </w:r>
+    </w:p>
+    <w:p>
+      <w:pPr>
+        <w:rPr>
+          <w:rFonts w:ascii="Times New Roman" w:hAnsi="Times New Roman" w:cs="Times New Roman"/>
+        </w:rPr>
+      </w:pPr>
+      <w:r>
+        <w:rPr>
+          <w:rFonts w:ascii="Times New Roman" w:hAnsi="Times New Roman" w:cs="Times New Roman"/>
+          <w:noProof/>
         </w:rPr>
         <w:drawing>
           <wp:inline distT="0" distB="0" distL="0" distR="0" wp14:anchorId="139A05EA" wp14:editId="23444510">
@@ -119,7 +103,7 @@
                     <pic:cNvPicPr/>
                   </pic:nvPicPr>
                   <pic:blipFill>
-                    <a:blip r:embed="rId5"/>
+                    <a:blip r:embed="rId6"/>
                     <a:stretch>
                       <a:fillRect/>
                     </a:stretch>
@@ -162,6 +146,7 @@
       <w:r>
         <w:rPr>
           <w:rFonts w:ascii="Times New Roman" w:hAnsi="Times New Roman" w:cs="Times New Roman"/>
+          <w:noProof/>
         </w:rPr>
         <w:lastRenderedPageBreak/>
         <w:drawing>
@@ -180,7 +165,7 @@
                     <pic:cNvPicPr/>
                   </pic:nvPicPr>
                   <pic:blipFill>
-                    <a:blip r:embed="rId6"/>
+                    <a:blip r:embed="rId7"/>
                     <a:stretch>
                       <a:fillRect/>
                     </a:stretch>
@@ -223,6 +208,7 @@
       <w:r>
         <w:rPr>
           <w:rFonts w:ascii="Times New Roman" w:hAnsi="Times New Roman" w:cs="Times New Roman"/>
+          <w:noProof/>
         </w:rPr>
         <w:drawing>
           <wp:inline distT="0" distB="0" distL="0" distR="0" wp14:anchorId="59335AEB" wp14:editId="248B485E">
@@ -240,7 +226,7 @@
                     <pic:cNvPicPr/>
                   </pic:nvPicPr>
                   <pic:blipFill>
-                    <a:blip r:embed="rId7"/>
+                    <a:blip r:embed="rId8"/>
                     <a:stretch>
                       <a:fillRect/>
                     </a:stretch>
@@ -283,6 +269,7 @@
       <w:r>
         <w:rPr>
           <w:rFonts w:ascii="Times New Roman" w:hAnsi="Times New Roman" w:cs="Times New Roman"/>
+          <w:noProof/>
         </w:rPr>
         <w:lastRenderedPageBreak/>
         <w:drawing>
@@ -301,7 +288,7 @@
                     <pic:cNvPicPr/>
                   </pic:nvPicPr>
                   <pic:blipFill>
-                    <a:blip r:embed="rId8"/>
+                    <a:blip r:embed="rId9"/>
                     <a:stretch>
                       <a:fillRect/>
                     </a:stretch>
@@ -344,6 +331,7 @@
       <w:r>
         <w:rPr>
           <w:rFonts w:ascii="Times New Roman" w:hAnsi="Times New Roman" w:cs="Times New Roman"/>
+          <w:noProof/>
         </w:rPr>
         <w:drawing>
           <wp:inline distT="0" distB="0" distL="0" distR="0" wp14:anchorId="68CC496F" wp14:editId="185C3945">
@@ -361,7 +349,7 @@
                     <pic:cNvPicPr/>
                   </pic:nvPicPr>
                   <pic:blipFill>
-                    <a:blip r:embed="rId9"/>
+                    <a:blip r:embed="rId10"/>
                     <a:stretch>
                       <a:fillRect/>
                     </a:stretch>
@@ -404,6 +392,7 @@
       <w:r>
         <w:rPr>
           <w:rFonts w:ascii="Times New Roman" w:hAnsi="Times New Roman" w:cs="Times New Roman"/>
+          <w:noProof/>
         </w:rPr>
         <w:drawing>
           <wp:inline distT="0" distB="0" distL="0" distR="0" wp14:anchorId="4C504478" wp14:editId="40E0646E">
@@ -421,7 +410,7 @@
                     <pic:cNvPicPr/>
                   </pic:nvPicPr>
                   <pic:blipFill>
-                    <a:blip r:embed="rId10"/>
+                    <a:blip r:embed="rId11"/>
                     <a:stretch>
                       <a:fillRect/>
                     </a:stretch>
@@ -471,6 +460,7 @@
       <w:r>
         <w:rPr>
           <w:rFonts w:ascii="Times New Roman" w:hAnsi="Times New Roman" w:cs="Times New Roman"/>
+          <w:noProof/>
         </w:rPr>
         <w:lastRenderedPageBreak/>
         <w:drawing>
@@ -489,7 +479,7 @@
                     <pic:cNvPicPr/>
                   </pic:nvPicPr>
                   <pic:blipFill>
-                    <a:blip r:embed="rId11"/>
+                    <a:blip r:embed="rId12"/>
                     <a:stretch>
                       <a:fillRect/>
                     </a:stretch>
@@ -532,6 +522,7 @@
       <w:r>
         <w:rPr>
           <w:rFonts w:ascii="Times New Roman" w:hAnsi="Times New Roman" w:cs="Times New Roman"/>
+          <w:noProof/>
         </w:rPr>
         <w:drawing>
           <wp:inline distT="0" distB="0" distL="0" distR="0" wp14:anchorId="71DB8887" wp14:editId="09010D7B">
@@ -549,7 +540,7 @@
                     <pic:cNvPicPr/>
                   </pic:nvPicPr>
                   <pic:blipFill>
-                    <a:blip r:embed="rId12"/>
+                    <a:blip r:embed="rId13"/>
                     <a:stretch>
                       <a:fillRect/>
                     </a:stretch>
@@ -592,6 +583,7 @@
       <w:r>
         <w:rPr>
           <w:rFonts w:ascii="Times New Roman" w:hAnsi="Times New Roman" w:cs="Times New Roman"/>
+          <w:noProof/>
         </w:rPr>
         <w:lastRenderedPageBreak/>
         <w:drawing>
@@ -610,7 +602,7 @@
                     <pic:cNvPicPr/>
                   </pic:nvPicPr>
                   <pic:blipFill>
-                    <a:blip r:embed="rId13"/>
+                    <a:blip r:embed="rId14"/>
                     <a:stretch>
                       <a:fillRect/>
                     </a:stretch>
@@ -653,6 +645,7 @@
       <w:r>
         <w:rPr>
           <w:rFonts w:ascii="Times New Roman" w:hAnsi="Times New Roman" w:cs="Times New Roman"/>
+          <w:noProof/>
         </w:rPr>
         <w:drawing>
           <wp:inline distT="0" distB="0" distL="0" distR="0" wp14:anchorId="167939FC" wp14:editId="6BDB757D">
@@ -670,7 +663,7 @@
                     <pic:cNvPicPr/>
                   </pic:nvPicPr>
                   <pic:blipFill>
-                    <a:blip r:embed="rId14"/>
+                    <a:blip r:embed="rId15"/>
                     <a:stretch>
                       <a:fillRect/>
                     </a:stretch>
@@ -713,6 +706,7 @@
       <w:r>
         <w:rPr>
           <w:rFonts w:ascii="Times New Roman" w:hAnsi="Times New Roman" w:cs="Times New Roman"/>
+          <w:noProof/>
         </w:rPr>
         <w:drawing>
           <wp:inline distT="0" distB="0" distL="0" distR="0" wp14:anchorId="45BB157F" wp14:editId="1FE9403C">
@@ -730,7 +724,7 @@
                     <pic:cNvPicPr/>
                   </pic:nvPicPr>
                   <pic:blipFill>
-                    <a:blip r:embed="rId15"/>
+                    <a:blip r:embed="rId16"/>
                     <a:stretch>
                       <a:fillRect/>
                     </a:stretch>
@@ -773,6 +767,7 @@
       <w:r>
         <w:rPr>
           <w:rFonts w:ascii="Times New Roman" w:hAnsi="Times New Roman" w:cs="Times New Roman"/>
+          <w:noProof/>
         </w:rPr>
         <w:drawing>
           <wp:inline distT="0" distB="0" distL="0" distR="0" wp14:anchorId="0CA7E048" wp14:editId="760AA457">
@@ -790,7 +785,7 @@
                     <pic:cNvPicPr/>
                   </pic:nvPicPr>
                   <pic:blipFill>
-                    <a:blip r:embed="rId16"/>
+                    <a:blip r:embed="rId17"/>
                     <a:stretch>
                       <a:fillRect/>
                     </a:stretch>
@@ -869,6 +864,7 @@
       <w:r>
         <w:rPr>
           <w:rFonts w:ascii="Times New Roman" w:hAnsi="Times New Roman" w:cs="Times New Roman"/>
+          <w:noProof/>
         </w:rPr>
         <w:drawing>
           <wp:inline distT="0" distB="0" distL="0" distR="0" wp14:anchorId="38F0F18B" wp14:editId="478349F4">
@@ -886,7 +882,7 @@
                     <pic:cNvPicPr/>
                   </pic:nvPicPr>
                   <pic:blipFill>
-                    <a:blip r:embed="rId17"/>
+                    <a:blip r:embed="rId18"/>
                     <a:stretch>
                       <a:fillRect/>
                     </a:stretch>
@@ -929,6 +925,7 @@
       <w:r>
         <w:rPr>
           <w:rFonts w:ascii="Times New Roman" w:hAnsi="Times New Roman" w:cs="Times New Roman"/>
+          <w:noProof/>
         </w:rPr>
         <w:drawing>
           <wp:inline distT="0" distB="0" distL="0" distR="0" wp14:anchorId="237622DD" wp14:editId="54A9E01A">
@@ -946,7 +943,7 @@
                     <pic:cNvPicPr/>
                   </pic:nvPicPr>
                   <pic:blipFill>
-                    <a:blip r:embed="rId18"/>
+                    <a:blip r:embed="rId19"/>
                     <a:stretch>
                       <a:fillRect/>
                     </a:stretch>
@@ -989,6 +986,7 @@
       <w:r>
         <w:rPr>
           <w:rFonts w:ascii="Times New Roman" w:hAnsi="Times New Roman" w:cs="Times New Roman"/>
+          <w:noProof/>
         </w:rPr>
         <w:drawing>
           <wp:inline distT="0" distB="0" distL="0" distR="0" wp14:anchorId="4C85AF59" wp14:editId="0570CBC9">
@@ -1006,7 +1004,7 @@
                     <pic:cNvPicPr/>
                   </pic:nvPicPr>
                   <pic:blipFill>
-                    <a:blip r:embed="rId19"/>
+                    <a:blip r:embed="rId20"/>
                     <a:stretch>
                       <a:fillRect/>
                     </a:stretch>
@@ -1049,6 +1047,7 @@
       <w:r>
         <w:rPr>
           <w:rFonts w:ascii="Times New Roman" w:hAnsi="Times New Roman" w:cs="Times New Roman"/>
+          <w:noProof/>
         </w:rPr>
         <w:lastRenderedPageBreak/>
         <w:drawing>
@@ -1067,7 +1066,7 @@
                     <pic:cNvPicPr/>
                   </pic:nvPicPr>
                   <pic:blipFill>
-                    <a:blip r:embed="rId20"/>
+                    <a:blip r:embed="rId21"/>
                     <a:stretch>
                       <a:fillRect/>
                     </a:stretch>
@@ -1110,6 +1109,7 @@
       <w:r>
         <w:rPr>
           <w:rFonts w:ascii="Times New Roman" w:hAnsi="Times New Roman" w:cs="Times New Roman"/>
+          <w:noProof/>
         </w:rPr>
         <w:drawing>
           <wp:inline distT="0" distB="0" distL="0" distR="0" wp14:anchorId="5538D881" wp14:editId="4FF18033">
@@ -1127,7 +1127,7 @@
                     <pic:cNvPicPr/>
                   </pic:nvPicPr>
                   <pic:blipFill>
-                    <a:blip r:embed="rId21"/>
+                    <a:blip r:embed="rId22"/>
                     <a:stretch>
                       <a:fillRect/>
                     </a:stretch>
@@ -1170,6 +1170,7 @@
       <w:r>
         <w:rPr>
           <w:rFonts w:ascii="Times New Roman" w:hAnsi="Times New Roman" w:cs="Times New Roman"/>
+          <w:noProof/>
         </w:rPr>
         <w:drawing>
           <wp:inline distT="0" distB="0" distL="0" distR="0" wp14:anchorId="08000A63" wp14:editId="43D195B3">
@@ -1187,7 +1188,7 @@
                     <pic:cNvPicPr/>
                   </pic:nvPicPr>
                   <pic:blipFill>
-                    <a:blip r:embed="rId22"/>
+                    <a:blip r:embed="rId23"/>
                     <a:stretch>
                       <a:fillRect/>
                     </a:stretch>
@@ -1230,6 +1231,7 @@
       <w:r>
         <w:rPr>
           <w:rFonts w:ascii="Times New Roman" w:hAnsi="Times New Roman" w:cs="Times New Roman"/>
+          <w:noProof/>
         </w:rPr>
         <w:drawing>
           <wp:inline distT="0" distB="0" distL="0" distR="0" wp14:anchorId="629F0FFE" wp14:editId="2E7D9D28">
@@ -1247,7 +1249,7 @@
                     <pic:cNvPicPr/>
                   </pic:nvPicPr>
                   <pic:blipFill>
-                    <a:blip r:embed="rId23"/>
+                    <a:blip r:embed="rId24"/>
                     <a:stretch>
                       <a:fillRect/>
                     </a:stretch>
@@ -1290,6 +1292,7 @@
       <w:r>
         <w:rPr>
           <w:rFonts w:ascii="Times New Roman" w:hAnsi="Times New Roman" w:cs="Times New Roman"/>
+          <w:noProof/>
         </w:rPr>
         <w:drawing>
           <wp:inline distT="0" distB="0" distL="0" distR="0" wp14:anchorId="4D9F4F1A" wp14:editId="71AC4D53">
@@ -1307,7 +1310,7 @@
                     <pic:cNvPicPr/>
                   </pic:nvPicPr>
                   <pic:blipFill>
-                    <a:blip r:embed="rId24"/>
+                    <a:blip r:embed="rId25"/>
                     <a:stretch>
                       <a:fillRect/>
                     </a:stretch>
@@ -1358,6 +1361,7 @@
       <w:r>
         <w:rPr>
           <w:rFonts w:ascii="Times New Roman" w:hAnsi="Times New Roman" w:cs="Times New Roman"/>
+          <w:noProof/>
         </w:rPr>
         <w:drawing>
           <wp:inline distT="0" distB="0" distL="0" distR="0" wp14:anchorId="515D3C12" wp14:editId="648BAB4E">
@@ -1375,7 +1379,7 @@
                     <pic:cNvPicPr/>
                   </pic:nvPicPr>
                   <pic:blipFill>
-                    <a:blip r:embed="rId25"/>
+                    <a:blip r:embed="rId26"/>
                     <a:stretch>
                       <a:fillRect/>
                     </a:stretch>
@@ -1411,6 +1415,7 @@
       <w:r>
         <w:rPr>
           <w:rFonts w:ascii="Times New Roman" w:hAnsi="Times New Roman" w:cs="Times New Roman"/>
+          <w:noProof/>
         </w:rPr>
         <w:drawing>
           <wp:inline distT="0" distB="0" distL="0" distR="0" wp14:anchorId="75CE5A41" wp14:editId="01F3C635">
@@ -1428,7 +1433,7 @@
                     <pic:cNvPicPr/>
                   </pic:nvPicPr>
                   <pic:blipFill>
-                    <a:blip r:embed="rId26"/>
+                    <a:blip r:embed="rId27"/>
                     <a:stretch>
                       <a:fillRect/>
                     </a:stretch>
@@ -1471,6 +1476,7 @@
       <w:r>
         <w:rPr>
           <w:rFonts w:ascii="Times New Roman" w:hAnsi="Times New Roman" w:cs="Times New Roman"/>
+          <w:noProof/>
         </w:rPr>
         <w:drawing>
           <wp:inline distT="0" distB="0" distL="0" distR="0" wp14:anchorId="5F18663D" wp14:editId="7CCA84B0">
@@ -1488,7 +1494,7 @@
                     <pic:cNvPicPr/>
                   </pic:nvPicPr>
                   <pic:blipFill>
-                    <a:blip r:embed="rId27"/>
+                    <a:blip r:embed="rId28"/>
                     <a:stretch>
                       <a:fillRect/>
                     </a:stretch>
@@ -1531,6 +1537,7 @@
       <w:r>
         <w:rPr>
           <w:rFonts w:ascii="Times New Roman" w:hAnsi="Times New Roman" w:cs="Times New Roman"/>
+          <w:noProof/>
         </w:rPr>
         <w:drawing>
           <wp:inline distT="0" distB="0" distL="0" distR="0" wp14:anchorId="5E17DF73" wp14:editId="5E3647F3">
@@ -1548,7 +1555,7 @@
                     <pic:cNvPicPr/>
                   </pic:nvPicPr>
                   <pic:blipFill>
-                    <a:blip r:embed="rId28"/>
+                    <a:blip r:embed="rId29"/>
                     <a:stretch>
                       <a:fillRect/>
                     </a:stretch>
@@ -1591,6 +1598,7 @@
       <w:r>
         <w:rPr>
           <w:rFonts w:ascii="Times New Roman" w:hAnsi="Times New Roman" w:cs="Times New Roman"/>
+          <w:noProof/>
         </w:rPr>
         <w:drawing>
           <wp:inline distT="0" distB="0" distL="0" distR="0" wp14:anchorId="60037278" wp14:editId="7B68FFD2">
@@ -1608,7 +1616,7 @@
                     <pic:cNvPicPr/>
                   </pic:nvPicPr>
                   <pic:blipFill>
-                    <a:blip r:embed="rId29"/>
+                    <a:blip r:embed="rId30"/>
                     <a:stretch>
                       <a:fillRect/>
                     </a:stretch>
@@ -1651,6 +1659,7 @@
       <w:r>
         <w:rPr>
           <w:rFonts w:ascii="Times New Roman" w:hAnsi="Times New Roman" w:cs="Times New Roman"/>
+          <w:noProof/>
         </w:rPr>
         <w:lastRenderedPageBreak/>
         <w:drawing>
@@ -1669,7 +1678,7 @@
                     <pic:cNvPicPr/>
                   </pic:nvPicPr>
                   <pic:blipFill>
-                    <a:blip r:embed="rId30"/>
+                    <a:blip r:embed="rId31"/>
                     <a:stretch>
                       <a:fillRect/>
                     </a:stretch>
@@ -1712,6 +1721,7 @@
       <w:r>
         <w:rPr>
           <w:rFonts w:ascii="Times New Roman" w:hAnsi="Times New Roman" w:cs="Times New Roman"/>
+          <w:noProof/>
         </w:rPr>
         <w:drawing>
           <wp:inline distT="0" distB="0" distL="0" distR="0" wp14:anchorId="61A7A750" wp14:editId="2762AB37">
@@ -1729,7 +1739,7 @@
                     <pic:cNvPicPr/>
                   </pic:nvPicPr>
                   <pic:blipFill>
-                    <a:blip r:embed="rId31"/>
+                    <a:blip r:embed="rId32"/>
                     <a:stretch>
                       <a:fillRect/>
                     </a:stretch>
@@ -1754,6 +1764,231 @@
       <w:pPr>
         <w:rPr>
           <w:rFonts w:ascii="Times New Roman" w:hAnsi="Times New Roman" w:cs="Times New Roman"/>
+          <w:b/>
+          <w:bCs/>
+        </w:rPr>
+      </w:pPr>
+      <w:r>
+        <w:rPr>
+          <w:rFonts w:ascii="Times New Roman" w:hAnsi="Times New Roman" w:cs="Times New Roman"/>
+          <w:b/>
+          <w:bCs/>
+        </w:rPr>
+        <w:t>Phần 2</w:t>
+      </w:r>
+      <w:r>
+        <w:rPr>
+          <w:rFonts w:ascii="Times New Roman" w:hAnsi="Times New Roman" w:cs="Times New Roman"/>
+          <w:b/>
+          <w:bCs/>
+        </w:rPr>
+        <w:t>:</w:t>
+      </w:r>
+    </w:p>
+    <w:p>
+      <w:pPr>
+        <w:rPr>
+          <w:rFonts w:ascii="Times New Roman" w:hAnsi="Times New Roman" w:cs="Times New Roman"/>
+        </w:rPr>
+      </w:pPr>
+      <w:r>
+        <w:rPr>
+          <w:rFonts w:ascii="Times New Roman" w:hAnsi="Times New Roman" w:cs="Times New Roman"/>
+        </w:rPr>
+        <w:t>Bài 1:</w:t>
+      </w:r>
+    </w:p>
+    <w:p>
+      <w:pPr>
+        <w:pStyle w:val="ListParagraph"/>
+        <w:numPr>
+          <w:ilvl w:val="0"/>
+          <w:numId w:val="1"/>
+        </w:numPr>
+        <w:rPr>
+          <w:rFonts w:ascii="Times New Roman" w:hAnsi="Times New Roman" w:cs="Times New Roman"/>
+        </w:rPr>
+      </w:pPr>
+      <w:r>
+        <w:rPr>
+          <w:rFonts w:ascii="Times New Roman" w:hAnsi="Times New Roman" w:cs="Times New Roman"/>
+        </w:rPr>
+        <w:lastRenderedPageBreak/>
+        <w:t>Build image</w:t>
+      </w:r>
+      <w:r>
+        <w:rPr>
+          <w:rFonts w:ascii="Times New Roman" w:hAnsi="Times New Roman" w:cs="Times New Roman"/>
+        </w:rPr>
+        <w:br/>
+      </w:r>
+      <w:r>
+        <w:rPr>
+          <w:rFonts w:ascii="Times New Roman" w:hAnsi="Times New Roman" w:cs="Times New Roman"/>
+        </w:rPr>
+        <w:drawing>
+          <wp:inline distT="0" distB="0" distL="0" distR="0" wp14:anchorId="5AA4C38E" wp14:editId="39BCEC84">
+            <wp:extent cx="5943600" cy="3594735"/>
+            <wp:effectExtent l="0" t="0" r="0" b="5715"/>
+            <wp:docPr id="1539645868" name="Picture 1"/>
+            <wp:cNvGraphicFramePr>
+              <a:graphicFrameLocks xmlns:a="http://schemas.openxmlformats.org/drawingml/2006/main" noChangeAspect="1"/>
+            </wp:cNvGraphicFramePr>
+            <a:graphic xmlns:a="http://schemas.openxmlformats.org/drawingml/2006/main">
+              <a:graphicData uri="http://schemas.openxmlformats.org/drawingml/2006/picture">
+                <pic:pic xmlns:pic="http://schemas.openxmlformats.org/drawingml/2006/picture">
+                  <pic:nvPicPr>
+                    <pic:cNvPr id="1539645868" name=""/>
+                    <pic:cNvPicPr/>
+                  </pic:nvPicPr>
+                  <pic:blipFill>
+                    <a:blip r:embed="rId33"/>
+                    <a:stretch>
+                      <a:fillRect/>
+                    </a:stretch>
+                  </pic:blipFill>
+                  <pic:spPr>
+                    <a:xfrm>
+                      <a:off x="0" y="0"/>
+                      <a:ext cx="5943600" cy="3594735"/>
+                    </a:xfrm>
+                    <a:prstGeom prst="rect">
+                      <a:avLst/>
+                    </a:prstGeom>
+                  </pic:spPr>
+                </pic:pic>
+              </a:graphicData>
+            </a:graphic>
+          </wp:inline>
+        </w:drawing>
+      </w:r>
+    </w:p>
+    <w:p>
+      <w:pPr>
+        <w:pStyle w:val="ListParagraph"/>
+        <w:numPr>
+          <w:ilvl w:val="0"/>
+          <w:numId w:val="1"/>
+        </w:numPr>
+        <w:rPr>
+          <w:rFonts w:ascii="Times New Roman" w:hAnsi="Times New Roman" w:cs="Times New Roman"/>
+        </w:rPr>
+      </w:pPr>
+      <w:r>
+        <w:rPr>
+          <w:rFonts w:ascii="Times New Roman" w:hAnsi="Times New Roman" w:cs="Times New Roman"/>
+        </w:rPr>
+        <w:t>Chạy image</w:t>
+      </w:r>
+    </w:p>
+    <w:p>
+      <w:pPr>
+        <w:pStyle w:val="ListParagraph"/>
+        <w:rPr>
+          <w:rFonts w:ascii="Times New Roman" w:hAnsi="Times New Roman" w:cs="Times New Roman"/>
+        </w:rPr>
+      </w:pPr>
+      <w:r>
+        <w:rPr>
+          <w:rFonts w:ascii="Times New Roman" w:hAnsi="Times New Roman" w:cs="Times New Roman"/>
+        </w:rPr>
+        <w:drawing>
+          <wp:inline distT="0" distB="0" distL="0" distR="0" wp14:anchorId="79C37A39" wp14:editId="50E57D7D">
+            <wp:extent cx="5943600" cy="1232535"/>
+            <wp:effectExtent l="0" t="0" r="0" b="5715"/>
+            <wp:docPr id="2105414698" name="Picture 1"/>
+            <wp:cNvGraphicFramePr>
+              <a:graphicFrameLocks xmlns:a="http://schemas.openxmlformats.org/drawingml/2006/main" noChangeAspect="1"/>
+            </wp:cNvGraphicFramePr>
+            <a:graphic xmlns:a="http://schemas.openxmlformats.org/drawingml/2006/main">
+              <a:graphicData uri="http://schemas.openxmlformats.org/drawingml/2006/picture">
+                <pic:pic xmlns:pic="http://schemas.openxmlformats.org/drawingml/2006/picture">
+                  <pic:nvPicPr>
+                    <pic:cNvPr id="2105414698" name=""/>
+                    <pic:cNvPicPr/>
+                  </pic:nvPicPr>
+                  <pic:blipFill>
+                    <a:blip r:embed="rId34"/>
+                    <a:stretch>
+                      <a:fillRect/>
+                    </a:stretch>
+                  </pic:blipFill>
+                  <pic:spPr>
+                    <a:xfrm>
+                      <a:off x="0" y="0"/>
+                      <a:ext cx="5943600" cy="1232535"/>
+                    </a:xfrm>
+                    <a:prstGeom prst="rect">
+                      <a:avLst/>
+                    </a:prstGeom>
+                  </pic:spPr>
+                </pic:pic>
+              </a:graphicData>
+            </a:graphic>
+          </wp:inline>
+        </w:drawing>
+      </w:r>
+    </w:p>
+    <w:p>
+      <w:pPr>
+        <w:pStyle w:val="ListParagraph"/>
+        <w:rPr>
+          <w:rFonts w:ascii="Times New Roman" w:hAnsi="Times New Roman" w:cs="Times New Roman"/>
+        </w:rPr>
+      </w:pPr>
+      <w:r>
+        <w:rPr>
+          <w:rFonts w:ascii="Times New Roman" w:hAnsi="Times New Roman" w:cs="Times New Roman"/>
+        </w:rPr>
+        <w:drawing>
+          <wp:inline distT="0" distB="0" distL="0" distR="0" wp14:anchorId="21185775" wp14:editId="1CB5CB9E">
+            <wp:extent cx="5943600" cy="1833880"/>
+            <wp:effectExtent l="0" t="0" r="0" b="0"/>
+            <wp:docPr id="1660618135" name="Picture 1"/>
+            <wp:cNvGraphicFramePr>
+              <a:graphicFrameLocks xmlns:a="http://schemas.openxmlformats.org/drawingml/2006/main" noChangeAspect="1"/>
+            </wp:cNvGraphicFramePr>
+            <a:graphic xmlns:a="http://schemas.openxmlformats.org/drawingml/2006/main">
+              <a:graphicData uri="http://schemas.openxmlformats.org/drawingml/2006/picture">
+                <pic:pic xmlns:pic="http://schemas.openxmlformats.org/drawingml/2006/picture">
+                  <pic:nvPicPr>
+                    <pic:cNvPr id="1660618135" name=""/>
+                    <pic:cNvPicPr/>
+                  </pic:nvPicPr>
+                  <pic:blipFill>
+                    <a:blip r:embed="rId35"/>
+                    <a:stretch>
+                      <a:fillRect/>
+                    </a:stretch>
+                  </pic:blipFill>
+                  <pic:spPr>
+                    <a:xfrm>
+                      <a:off x="0" y="0"/>
+                      <a:ext cx="5943600" cy="1833880"/>
+                    </a:xfrm>
+                    <a:prstGeom prst="rect">
+                      <a:avLst/>
+                    </a:prstGeom>
+                  </pic:spPr>
+                </pic:pic>
+              </a:graphicData>
+            </a:graphic>
+          </wp:inline>
+        </w:drawing>
+      </w:r>
+    </w:p>
+    <w:p>
+      <w:pPr>
+        <w:pStyle w:val="ListParagraph"/>
+        <w:rPr>
+          <w:rFonts w:ascii="Times New Roman" w:hAnsi="Times New Roman" w:cs="Times New Roman"/>
+        </w:rPr>
+      </w:pPr>
+    </w:p>
+    <w:p>
+      <w:pPr>
+        <w:rPr>
+          <w:rFonts w:ascii="Times New Roman" w:hAnsi="Times New Roman" w:cs="Times New Roman"/>
         </w:rPr>
       </w:pPr>
     </w:p>
@@ -1765,6 +2000,126 @@
     </w:sectPr>
   </w:body>
 </w:document>
+</file>
+
+<file path=word/numbering.xml><?xml version="1.0" encoding="utf-8"?>
+<w:numbering xmlns:wpc="http://schemas.microsoft.com/office/word/2010/wordprocessingCanvas" xmlns:cx="http://schemas.microsoft.com/office/drawing/2014/chartex" xmlns:cx1="http://schemas.microsoft.com/office/drawing/2015/9/8/chartex" xmlns:cx2="http://schemas.microsoft.com/office/drawing/2015/10/21/chartex" xmlns:cx3="http://schemas.microsoft.com/office/drawing/2016/5/9/chartex" xmlns:cx4="http://schemas.microsoft.com/office/drawing/2016/5/10/chartex" xmlns:cx5="http://schemas.microsoft.com/office/drawing/2016/5/11/chartex" xmlns:cx6="http://schemas.microsoft.com/office/drawing/2016/5/12/chartex" xmlns:cx7="http://schemas.microsoft.com/office/drawing/2016/5/13/chartex" xmlns:cx8="http://schemas.microsoft.com/office/drawing/2016/5/14/chartex" xmlns:mc="http://schemas.openxmlformats.org/markup-compatibility/2006" xmlns:aink="http://schemas.microsoft.com/office/drawing/2016/ink" xmlns:am3d="http://schemas.microsoft.com/office/drawing/2017/model3d" xmlns:o="urn:schemas-microsoft-com:office:office" xmlns:oel="http://schemas.microsoft.com/office/2019/extlst" xmlns:r="http://schemas.openxmlformats.org/officeDocument/2006/relationships" xmlns:m="http://schemas.openxmlformats.org/officeDocument/2006/math" xmlns:v="urn:schemas-microsoft-com:vml" xmlns:wp14="http://schemas.microsoft.com/office/word/2010/wordprocessingDrawing" xmlns:wp="http://schemas.openxmlformats.org/drawingml/2006/wordprocessingDrawing" xmlns:w10="urn:schemas-microsoft-com:office:word" xmlns:w="http://schemas.openxmlformats.org/wordprocessingml/2006/main" xmlns:w14="http://schemas.microsoft.com/office/word/2010/wordml" xmlns:w15="http://schemas.microsoft.com/office/word/2012/wordml" xmlns:w16cex="http://schemas.microsoft.com/office/word/2018/wordml/cex" xmlns:w16cid="http://schemas.microsoft.com/office/word/2016/wordml/cid" xmlns:w16="http://schemas.microsoft.com/office/word/2018/wordml" xmlns:w16du="http://schemas.microsoft.com/office/word/2023/wordml/word16du" xmlns:w16sdtdh="http://schemas.microsoft.com/office/word/2020/wordml/sdtdatahash" xmlns:w16sdtfl="http://schemas.microsoft.com/office/word/2024/wordml/sdtformatlock" xmlns:w16se="http://schemas.microsoft.com/office/word/2015/wordml/symex" xmlns:wpg="http://schemas.microsoft.com/office/word/2010/wordprocessingGroup" xmlns:wpi="http://schemas.microsoft.com/office/word/2010/wordprocessingInk" xmlns:wne="http://schemas.microsoft.com/office/word/2006/wordml" xmlns:wps="http://schemas.microsoft.com/office/word/2010/wordprocessingShape" mc:Ignorable="w14 w15 w16se w16cid w16 w16cex w16sdtdh w16sdtfl w16du wp14">
+  <w:abstractNum w:abstractNumId="0" w15:restartNumberingAfterBreak="0">
+    <w:nsid w:val="0BAC000B"/>
+    <w:multiLevelType w:val="hybridMultilevel"/>
+    <w:tmpl w:val="ADD44740"/>
+    <w:lvl w:ilvl="0" w:tplc="959869A0">
+      <w:numFmt w:val="bullet"/>
+      <w:lvlText w:val="-"/>
+      <w:lvlJc w:val="left"/>
+      <w:pPr>
+        <w:ind w:left="720" w:hanging="360"/>
+      </w:pPr>
+      <w:rPr>
+        <w:rFonts w:ascii="Times New Roman" w:eastAsiaTheme="minorHAnsi" w:hAnsi="Times New Roman" w:cs="Times New Roman" w:hint="default"/>
+      </w:rPr>
+    </w:lvl>
+    <w:lvl w:ilvl="1" w:tplc="04090003" w:tentative="1">
+      <w:start w:val="1"/>
+      <w:numFmt w:val="bullet"/>
+      <w:lvlText w:val="o"/>
+      <w:lvlJc w:val="left"/>
+      <w:pPr>
+        <w:ind w:left="1440" w:hanging="360"/>
+      </w:pPr>
+      <w:rPr>
+        <w:rFonts w:ascii="Courier New" w:hAnsi="Courier New" w:cs="Courier New" w:hint="default"/>
+      </w:rPr>
+    </w:lvl>
+    <w:lvl w:ilvl="2" w:tplc="04090005" w:tentative="1">
+      <w:start w:val="1"/>
+      <w:numFmt w:val="bullet"/>
+      <w:lvlText w:val=""/>
+      <w:lvlJc w:val="left"/>
+      <w:pPr>
+        <w:ind w:left="2160" w:hanging="360"/>
+      </w:pPr>
+      <w:rPr>
+        <w:rFonts w:ascii="Wingdings" w:hAnsi="Wingdings" w:hint="default"/>
+      </w:rPr>
+    </w:lvl>
+    <w:lvl w:ilvl="3" w:tplc="04090001" w:tentative="1">
+      <w:start w:val="1"/>
+      <w:numFmt w:val="bullet"/>
+      <w:lvlText w:val=""/>
+      <w:lvlJc w:val="left"/>
+      <w:pPr>
+        <w:ind w:left="2880" w:hanging="360"/>
+      </w:pPr>
+      <w:rPr>
+        <w:rFonts w:ascii="Symbol" w:hAnsi="Symbol" w:hint="default"/>
+      </w:rPr>
+    </w:lvl>
+    <w:lvl w:ilvl="4" w:tplc="04090003" w:tentative="1">
+      <w:start w:val="1"/>
+      <w:numFmt w:val="bullet"/>
+      <w:lvlText w:val="o"/>
+      <w:lvlJc w:val="left"/>
+      <w:pPr>
+        <w:ind w:left="3600" w:hanging="360"/>
+      </w:pPr>
+      <w:rPr>
+        <w:rFonts w:ascii="Courier New" w:hAnsi="Courier New" w:cs="Courier New" w:hint="default"/>
+      </w:rPr>
+    </w:lvl>
+    <w:lvl w:ilvl="5" w:tplc="04090005" w:tentative="1">
+      <w:start w:val="1"/>
+      <w:numFmt w:val="bullet"/>
+      <w:lvlText w:val=""/>
+      <w:lvlJc w:val="left"/>
+      <w:pPr>
+        <w:ind w:left="4320" w:hanging="360"/>
+      </w:pPr>
+      <w:rPr>
+        <w:rFonts w:ascii="Wingdings" w:hAnsi="Wingdings" w:hint="default"/>
+      </w:rPr>
+    </w:lvl>
+    <w:lvl w:ilvl="6" w:tplc="04090001" w:tentative="1">
+      <w:start w:val="1"/>
+      <w:numFmt w:val="bullet"/>
+      <w:lvlText w:val=""/>
+      <w:lvlJc w:val="left"/>
+      <w:pPr>
+        <w:ind w:left="5040" w:hanging="360"/>
+      </w:pPr>
+      <w:rPr>
+        <w:rFonts w:ascii="Symbol" w:hAnsi="Symbol" w:hint="default"/>
+      </w:rPr>
+    </w:lvl>
+    <w:lvl w:ilvl="7" w:tplc="04090003" w:tentative="1">
+      <w:start w:val="1"/>
+      <w:numFmt w:val="bullet"/>
+      <w:lvlText w:val="o"/>
+      <w:lvlJc w:val="left"/>
+      <w:pPr>
+        <w:ind w:left="5760" w:hanging="360"/>
+      </w:pPr>
+      <w:rPr>
+        <w:rFonts w:ascii="Courier New" w:hAnsi="Courier New" w:cs="Courier New" w:hint="default"/>
+      </w:rPr>
+    </w:lvl>
+    <w:lvl w:ilvl="8" w:tplc="04090005" w:tentative="1">
+      <w:start w:val="1"/>
+      <w:numFmt w:val="bullet"/>
+      <w:lvlText w:val=""/>
+      <w:lvlJc w:val="left"/>
+      <w:pPr>
+        <w:ind w:left="6480" w:hanging="360"/>
+      </w:pPr>
+      <w:rPr>
+        <w:rFonts w:ascii="Wingdings" w:hAnsi="Wingdings" w:hint="default"/>
+      </w:rPr>
+    </w:lvl>
+  </w:abstractNum>
+  <w:num w:numId="1" w16cid:durableId="1232619276">
+    <w:abstractNumId w:val="0"/>
+  </w:num>
+</w:numbering>
 </file>
 
 <file path=word/styles.xml><?xml version="1.0" encoding="utf-8"?>
@@ -2371,6 +2726,7 @@
   <w:style w:type="character" w:default="1" w:styleId="DefaultParagraphFont">
     <w:name w:val="Default Paragraph Font"/>
     <w:uiPriority w:val="1"/>
+    <w:semiHidden/>
     <w:unhideWhenUsed/>
   </w:style>
   <w:style w:type="table" w:default="1" w:styleId="TableNormal">

--- a/NguynHoVietKhoa_KTTKPM_Lab4.docx
+++ b/NguynHoVietKhoa_KTTKPM_Lab4.docx
@@ -1825,6 +1825,7 @@
       <w:r>
         <w:rPr>
           <w:rFonts w:ascii="Times New Roman" w:hAnsi="Times New Roman" w:cs="Times New Roman"/>
+          <w:noProof/>
         </w:rPr>
         <w:drawing>
           <wp:inline distT="0" distB="0" distL="0" distR="0" wp14:anchorId="5AA4C38E" wp14:editId="39BCEC84">
@@ -1891,6 +1892,7 @@
       <w:r>
         <w:rPr>
           <w:rFonts w:ascii="Times New Roman" w:hAnsi="Times New Roman" w:cs="Times New Roman"/>
+          <w:noProof/>
         </w:rPr>
         <w:drawing>
           <wp:inline distT="0" distB="0" distL="0" distR="0" wp14:anchorId="79C37A39" wp14:editId="50E57D7D">
@@ -1939,6 +1941,7 @@
       <w:r>
         <w:rPr>
           <w:rFonts w:ascii="Times New Roman" w:hAnsi="Times New Roman" w:cs="Times New Roman"/>
+          <w:noProof/>
         </w:rPr>
         <w:drawing>
           <wp:inline distT="0" distB="0" distL="0" distR="0" wp14:anchorId="21185775" wp14:editId="1CB5CB9E">
@@ -1965,6 +1968,212 @@
                     <a:xfrm>
                       <a:off x="0" y="0"/>
                       <a:ext cx="5943600" cy="1833880"/>
+                    </a:xfrm>
+                    <a:prstGeom prst="rect">
+                      <a:avLst/>
+                    </a:prstGeom>
+                  </pic:spPr>
+                </pic:pic>
+              </a:graphicData>
+            </a:graphic>
+          </wp:inline>
+        </w:drawing>
+      </w:r>
+    </w:p>
+    <w:p>
+      <w:pPr>
+        <w:rPr>
+          <w:rFonts w:ascii="Times New Roman" w:hAnsi="Times New Roman" w:cs="Times New Roman"/>
+        </w:rPr>
+      </w:pPr>
+      <w:r>
+        <w:rPr>
+          <w:rFonts w:ascii="Times New Roman" w:hAnsi="Times New Roman" w:cs="Times New Roman"/>
+        </w:rPr>
+        <w:t xml:space="preserve">Bài </w:t>
+      </w:r>
+      <w:r>
+        <w:rPr>
+          <w:rFonts w:ascii="Times New Roman" w:hAnsi="Times New Roman" w:cs="Times New Roman"/>
+        </w:rPr>
+        <w:t>2</w:t>
+      </w:r>
+      <w:r>
+        <w:rPr>
+          <w:rFonts w:ascii="Times New Roman" w:hAnsi="Times New Roman" w:cs="Times New Roman"/>
+        </w:rPr>
+        <w:t>:</w:t>
+      </w:r>
+    </w:p>
+    <w:p>
+      <w:pPr>
+        <w:pStyle w:val="ListParagraph"/>
+        <w:numPr>
+          <w:ilvl w:val="0"/>
+          <w:numId w:val="1"/>
+        </w:numPr>
+        <w:rPr>
+          <w:rFonts w:ascii="Times New Roman" w:hAnsi="Times New Roman" w:cs="Times New Roman"/>
+        </w:rPr>
+      </w:pPr>
+      <w:r>
+        <w:rPr>
+          <w:rFonts w:ascii="Times New Roman" w:hAnsi="Times New Roman" w:cs="Times New Roman"/>
+        </w:rPr>
+        <w:t>Build image</w:t>
+      </w:r>
+    </w:p>
+    <w:p>
+      <w:pPr>
+        <w:pStyle w:val="ListParagraph"/>
+        <w:rPr>
+          <w:rFonts w:ascii="Times New Roman" w:hAnsi="Times New Roman" w:cs="Times New Roman"/>
+        </w:rPr>
+      </w:pPr>
+      <w:r>
+        <w:rPr>
+          <w:rFonts w:ascii="Times New Roman" w:hAnsi="Times New Roman" w:cs="Times New Roman"/>
+        </w:rPr>
+        <w:lastRenderedPageBreak/>
+        <w:drawing>
+          <wp:inline distT="0" distB="0" distL="0" distR="0" wp14:anchorId="6216DBA0" wp14:editId="7152E50A">
+            <wp:extent cx="5943600" cy="2896870"/>
+            <wp:effectExtent l="0" t="0" r="0" b="0"/>
+            <wp:docPr id="138780746" name="Picture 1"/>
+            <wp:cNvGraphicFramePr>
+              <a:graphicFrameLocks xmlns:a="http://schemas.openxmlformats.org/drawingml/2006/main" noChangeAspect="1"/>
+            </wp:cNvGraphicFramePr>
+            <a:graphic xmlns:a="http://schemas.openxmlformats.org/drawingml/2006/main">
+              <a:graphicData uri="http://schemas.openxmlformats.org/drawingml/2006/picture">
+                <pic:pic xmlns:pic="http://schemas.openxmlformats.org/drawingml/2006/picture">
+                  <pic:nvPicPr>
+                    <pic:cNvPr id="138780746" name=""/>
+                    <pic:cNvPicPr/>
+                  </pic:nvPicPr>
+                  <pic:blipFill>
+                    <a:blip r:embed="rId36"/>
+                    <a:stretch>
+                      <a:fillRect/>
+                    </a:stretch>
+                  </pic:blipFill>
+                  <pic:spPr>
+                    <a:xfrm>
+                      <a:off x="0" y="0"/>
+                      <a:ext cx="5943600" cy="2896870"/>
+                    </a:xfrm>
+                    <a:prstGeom prst="rect">
+                      <a:avLst/>
+                    </a:prstGeom>
+                  </pic:spPr>
+                </pic:pic>
+              </a:graphicData>
+            </a:graphic>
+          </wp:inline>
+        </w:drawing>
+      </w:r>
+    </w:p>
+    <w:p>
+      <w:pPr>
+        <w:pStyle w:val="ListParagraph"/>
+        <w:numPr>
+          <w:ilvl w:val="0"/>
+          <w:numId w:val="1"/>
+        </w:numPr>
+        <w:rPr>
+          <w:rFonts w:ascii="Times New Roman" w:hAnsi="Times New Roman" w:cs="Times New Roman"/>
+        </w:rPr>
+      </w:pPr>
+      <w:r>
+        <w:rPr>
+          <w:rFonts w:ascii="Times New Roman" w:hAnsi="Times New Roman" w:cs="Times New Roman"/>
+        </w:rPr>
+        <w:t>Chạy image</w:t>
+      </w:r>
+    </w:p>
+    <w:p>
+      <w:pPr>
+        <w:pStyle w:val="ListParagraph"/>
+        <w:rPr>
+          <w:rFonts w:ascii="Times New Roman" w:hAnsi="Times New Roman" w:cs="Times New Roman"/>
+        </w:rPr>
+      </w:pPr>
+      <w:r>
+        <w:rPr>
+          <w:rFonts w:ascii="Times New Roman" w:hAnsi="Times New Roman" w:cs="Times New Roman"/>
+        </w:rPr>
+        <w:drawing>
+          <wp:inline distT="0" distB="0" distL="0" distR="0" wp14:anchorId="665393CB" wp14:editId="7E92DCED">
+            <wp:extent cx="5943600" cy="1078230"/>
+            <wp:effectExtent l="0" t="0" r="0" b="7620"/>
+            <wp:docPr id="1629560832" name="Picture 1"/>
+            <wp:cNvGraphicFramePr>
+              <a:graphicFrameLocks xmlns:a="http://schemas.openxmlformats.org/drawingml/2006/main" noChangeAspect="1"/>
+            </wp:cNvGraphicFramePr>
+            <a:graphic xmlns:a="http://schemas.openxmlformats.org/drawingml/2006/main">
+              <a:graphicData uri="http://schemas.openxmlformats.org/drawingml/2006/picture">
+                <pic:pic xmlns:pic="http://schemas.openxmlformats.org/drawingml/2006/picture">
+                  <pic:nvPicPr>
+                    <pic:cNvPr id="1629560832" name=""/>
+                    <pic:cNvPicPr/>
+                  </pic:nvPicPr>
+                  <pic:blipFill>
+                    <a:blip r:embed="rId37"/>
+                    <a:stretch>
+                      <a:fillRect/>
+                    </a:stretch>
+                  </pic:blipFill>
+                  <pic:spPr>
+                    <a:xfrm>
+                      <a:off x="0" y="0"/>
+                      <a:ext cx="5943600" cy="1078230"/>
+                    </a:xfrm>
+                    <a:prstGeom prst="rect">
+                      <a:avLst/>
+                    </a:prstGeom>
+                  </pic:spPr>
+                </pic:pic>
+              </a:graphicData>
+            </a:graphic>
+          </wp:inline>
+        </w:drawing>
+      </w:r>
+    </w:p>
+    <w:p>
+      <w:pPr>
+        <w:pStyle w:val="ListParagraph"/>
+        <w:rPr>
+          <w:rFonts w:ascii="Times New Roman" w:hAnsi="Times New Roman" w:cs="Times New Roman"/>
+        </w:rPr>
+      </w:pPr>
+      <w:r>
+        <w:rPr>
+          <w:rFonts w:ascii="Times New Roman" w:hAnsi="Times New Roman" w:cs="Times New Roman"/>
+        </w:rPr>
+        <w:drawing>
+          <wp:inline distT="0" distB="0" distL="0" distR="0" wp14:anchorId="6BA2030F" wp14:editId="415C3B14">
+            <wp:extent cx="4448796" cy="2067213"/>
+            <wp:effectExtent l="0" t="0" r="9525" b="0"/>
+            <wp:docPr id="1221002824" name="Picture 1"/>
+            <wp:cNvGraphicFramePr>
+              <a:graphicFrameLocks xmlns:a="http://schemas.openxmlformats.org/drawingml/2006/main" noChangeAspect="1"/>
+            </wp:cNvGraphicFramePr>
+            <a:graphic xmlns:a="http://schemas.openxmlformats.org/drawingml/2006/main">
+              <a:graphicData uri="http://schemas.openxmlformats.org/drawingml/2006/picture">
+                <pic:pic xmlns:pic="http://schemas.openxmlformats.org/drawingml/2006/picture">
+                  <pic:nvPicPr>
+                    <pic:cNvPr id="1221002824" name=""/>
+                    <pic:cNvPicPr/>
+                  </pic:nvPicPr>
+                  <pic:blipFill>
+                    <a:blip r:embed="rId38"/>
+                    <a:stretch>
+                      <a:fillRect/>
+                    </a:stretch>
+                  </pic:blipFill>
+                  <pic:spPr>
+                    <a:xfrm>
+                      <a:off x="0" y="0"/>
+                      <a:ext cx="4448796" cy="2067213"/>
                     </a:xfrm>
                     <a:prstGeom prst="rect">
                       <a:avLst/>
@@ -2522,7 +2731,7 @@
   <w:style w:type="paragraph" w:default="1" w:styleId="Normal">
     <w:name w:val="Normal"/>
     <w:qFormat/>
-    <w:rsid w:val="00E666E7"/>
+    <w:rsid w:val="00BD7793"/>
   </w:style>
   <w:style w:type="paragraph" w:styleId="Heading1">
     <w:name w:val="heading 1"/>

--- a/NguynHoVietKhoa_KTTKPM_Lab4.docx
+++ b/NguynHoVietKhoa_KTTKPM_Lab4.docx
@@ -1990,19 +1990,7 @@
         <w:rPr>
           <w:rFonts w:ascii="Times New Roman" w:hAnsi="Times New Roman" w:cs="Times New Roman"/>
         </w:rPr>
-        <w:t xml:space="preserve">Bài </w:t>
-      </w:r>
-      <w:r>
-        <w:rPr>
-          <w:rFonts w:ascii="Times New Roman" w:hAnsi="Times New Roman" w:cs="Times New Roman"/>
-        </w:rPr>
-        <w:t>2</w:t>
-      </w:r>
-      <w:r>
-        <w:rPr>
-          <w:rFonts w:ascii="Times New Roman" w:hAnsi="Times New Roman" w:cs="Times New Roman"/>
-        </w:rPr>
-        <w:t>:</w:t>
+        <w:t>Bài 2:</w:t>
       </w:r>
     </w:p>
     <w:p>
@@ -2033,6 +2021,7 @@
       <w:r>
         <w:rPr>
           <w:rFonts w:ascii="Times New Roman" w:hAnsi="Times New Roman" w:cs="Times New Roman"/>
+          <w:noProof/>
         </w:rPr>
         <w:lastRenderedPageBreak/>
         <w:drawing>
@@ -2100,6 +2089,7 @@
       <w:r>
         <w:rPr>
           <w:rFonts w:ascii="Times New Roman" w:hAnsi="Times New Roman" w:cs="Times New Roman"/>
+          <w:noProof/>
         </w:rPr>
         <w:drawing>
           <wp:inline distT="0" distB="0" distL="0" distR="0" wp14:anchorId="665393CB" wp14:editId="7E92DCED">
@@ -2148,6 +2138,7 @@
       <w:r>
         <w:rPr>
           <w:rFonts w:ascii="Times New Roman" w:hAnsi="Times New Roman" w:cs="Times New Roman"/>
+          <w:noProof/>
         </w:rPr>
         <w:drawing>
           <wp:inline distT="0" distB="0" distL="0" distR="0" wp14:anchorId="6BA2030F" wp14:editId="415C3B14">
@@ -2188,11 +2179,197 @@
     </w:p>
     <w:p>
       <w:pPr>
+        <w:rPr>
+          <w:rFonts w:ascii="Times New Roman" w:hAnsi="Times New Roman" w:cs="Times New Roman"/>
+        </w:rPr>
+      </w:pPr>
+      <w:r>
+        <w:rPr>
+          <w:rFonts w:ascii="Times New Roman" w:hAnsi="Times New Roman" w:cs="Times New Roman"/>
+        </w:rPr>
+        <w:t>Bài 3:</w:t>
+      </w:r>
+    </w:p>
+    <w:p>
+      <w:pPr>
         <w:pStyle w:val="ListParagraph"/>
-        <w:rPr>
-          <w:rFonts w:ascii="Times New Roman" w:hAnsi="Times New Roman" w:cs="Times New Roman"/>
-        </w:rPr>
-      </w:pPr>
+        <w:numPr>
+          <w:ilvl w:val="0"/>
+          <w:numId w:val="1"/>
+        </w:numPr>
+        <w:rPr>
+          <w:rFonts w:ascii="Times New Roman" w:hAnsi="Times New Roman" w:cs="Times New Roman"/>
+        </w:rPr>
+      </w:pPr>
+      <w:r>
+        <w:rPr>
+          <w:rFonts w:ascii="Times New Roman" w:hAnsi="Times New Roman" w:cs="Times New Roman"/>
+        </w:rPr>
+        <w:t>Build image</w:t>
+      </w:r>
+    </w:p>
+    <w:p>
+      <w:pPr>
+        <w:pStyle w:val="ListParagraph"/>
+        <w:rPr>
+          <w:rFonts w:ascii="Times New Roman" w:hAnsi="Times New Roman" w:cs="Times New Roman"/>
+        </w:rPr>
+      </w:pPr>
+      <w:r>
+        <w:rPr>
+          <w:rFonts w:ascii="Times New Roman" w:hAnsi="Times New Roman" w:cs="Times New Roman"/>
+        </w:rPr>
+        <w:lastRenderedPageBreak/>
+        <w:drawing>
+          <wp:inline distT="0" distB="0" distL="0" distR="0" wp14:anchorId="254342C6" wp14:editId="79DCB77D">
+            <wp:extent cx="5943600" cy="1390650"/>
+            <wp:effectExtent l="0" t="0" r="0" b="0"/>
+            <wp:docPr id="1837555052" name="Picture 1"/>
+            <wp:cNvGraphicFramePr>
+              <a:graphicFrameLocks xmlns:a="http://schemas.openxmlformats.org/drawingml/2006/main" noChangeAspect="1"/>
+            </wp:cNvGraphicFramePr>
+            <a:graphic xmlns:a="http://schemas.openxmlformats.org/drawingml/2006/main">
+              <a:graphicData uri="http://schemas.openxmlformats.org/drawingml/2006/picture">
+                <pic:pic xmlns:pic="http://schemas.openxmlformats.org/drawingml/2006/picture">
+                  <pic:nvPicPr>
+                    <pic:cNvPr id="1837555052" name=""/>
+                    <pic:cNvPicPr/>
+                  </pic:nvPicPr>
+                  <pic:blipFill>
+                    <a:blip r:embed="rId39"/>
+                    <a:stretch>
+                      <a:fillRect/>
+                    </a:stretch>
+                  </pic:blipFill>
+                  <pic:spPr>
+                    <a:xfrm>
+                      <a:off x="0" y="0"/>
+                      <a:ext cx="5943600" cy="1390650"/>
+                    </a:xfrm>
+                    <a:prstGeom prst="rect">
+                      <a:avLst/>
+                    </a:prstGeom>
+                  </pic:spPr>
+                </pic:pic>
+              </a:graphicData>
+            </a:graphic>
+          </wp:inline>
+        </w:drawing>
+      </w:r>
+    </w:p>
+    <w:p>
+      <w:pPr>
+        <w:pStyle w:val="ListParagraph"/>
+        <w:numPr>
+          <w:ilvl w:val="0"/>
+          <w:numId w:val="1"/>
+        </w:numPr>
+        <w:rPr>
+          <w:rFonts w:ascii="Times New Roman" w:hAnsi="Times New Roman" w:cs="Times New Roman"/>
+        </w:rPr>
+      </w:pPr>
+      <w:r>
+        <w:rPr>
+          <w:rFonts w:ascii="Times New Roman" w:hAnsi="Times New Roman" w:cs="Times New Roman"/>
+        </w:rPr>
+        <w:t>Chạy image</w:t>
+      </w:r>
+    </w:p>
+    <w:p>
+      <w:pPr>
+        <w:pStyle w:val="ListParagraph"/>
+        <w:rPr>
+          <w:rFonts w:ascii="Times New Roman" w:hAnsi="Times New Roman" w:cs="Times New Roman"/>
+        </w:rPr>
+      </w:pPr>
+      <w:r>
+        <w:rPr>
+          <w:rFonts w:ascii="Times New Roman" w:hAnsi="Times New Roman" w:cs="Times New Roman"/>
+        </w:rPr>
+        <w:drawing>
+          <wp:inline distT="0" distB="0" distL="0" distR="0" wp14:anchorId="3421D0D7" wp14:editId="7F9AFB85">
+            <wp:extent cx="5943600" cy="1945005"/>
+            <wp:effectExtent l="0" t="0" r="0" b="0"/>
+            <wp:docPr id="728480978" name="Picture 1"/>
+            <wp:cNvGraphicFramePr>
+              <a:graphicFrameLocks xmlns:a="http://schemas.openxmlformats.org/drawingml/2006/main" noChangeAspect="1"/>
+            </wp:cNvGraphicFramePr>
+            <a:graphic xmlns:a="http://schemas.openxmlformats.org/drawingml/2006/main">
+              <a:graphicData uri="http://schemas.openxmlformats.org/drawingml/2006/picture">
+                <pic:pic xmlns:pic="http://schemas.openxmlformats.org/drawingml/2006/picture">
+                  <pic:nvPicPr>
+                    <pic:cNvPr id="728480978" name=""/>
+                    <pic:cNvPicPr/>
+                  </pic:nvPicPr>
+                  <pic:blipFill>
+                    <a:blip r:embed="rId40"/>
+                    <a:stretch>
+                      <a:fillRect/>
+                    </a:stretch>
+                  </pic:blipFill>
+                  <pic:spPr>
+                    <a:xfrm>
+                      <a:off x="0" y="0"/>
+                      <a:ext cx="5943600" cy="1945005"/>
+                    </a:xfrm>
+                    <a:prstGeom prst="rect">
+                      <a:avLst/>
+                    </a:prstGeom>
+                  </pic:spPr>
+                </pic:pic>
+              </a:graphicData>
+            </a:graphic>
+          </wp:inline>
+        </w:drawing>
+      </w:r>
+    </w:p>
+    <w:p>
+      <w:pPr>
+        <w:pStyle w:val="ListParagraph"/>
+        <w:rPr>
+          <w:rFonts w:ascii="Times New Roman" w:hAnsi="Times New Roman" w:cs="Times New Roman"/>
+        </w:rPr>
+      </w:pPr>
+      <w:r>
+        <w:rPr>
+          <w:rFonts w:ascii="Times New Roman" w:hAnsi="Times New Roman" w:cs="Times New Roman"/>
+        </w:rPr>
+        <w:drawing>
+          <wp:inline distT="0" distB="0" distL="0" distR="0" wp14:anchorId="1AB9B8A6" wp14:editId="1A69EEA9">
+            <wp:extent cx="5943600" cy="2962275"/>
+            <wp:effectExtent l="0" t="0" r="0" b="9525"/>
+            <wp:docPr id="247342010" name="Picture 1"/>
+            <wp:cNvGraphicFramePr>
+              <a:graphicFrameLocks xmlns:a="http://schemas.openxmlformats.org/drawingml/2006/main" noChangeAspect="1"/>
+            </wp:cNvGraphicFramePr>
+            <a:graphic xmlns:a="http://schemas.openxmlformats.org/drawingml/2006/main">
+              <a:graphicData uri="http://schemas.openxmlformats.org/drawingml/2006/picture">
+                <pic:pic xmlns:pic="http://schemas.openxmlformats.org/drawingml/2006/picture">
+                  <pic:nvPicPr>
+                    <pic:cNvPr id="247342010" name=""/>
+                    <pic:cNvPicPr/>
+                  </pic:nvPicPr>
+                  <pic:blipFill>
+                    <a:blip r:embed="rId41"/>
+                    <a:stretch>
+                      <a:fillRect/>
+                    </a:stretch>
+                  </pic:blipFill>
+                  <pic:spPr>
+                    <a:xfrm>
+                      <a:off x="0" y="0"/>
+                      <a:ext cx="5943600" cy="2962275"/>
+                    </a:xfrm>
+                    <a:prstGeom prst="rect">
+                      <a:avLst/>
+                    </a:prstGeom>
+                  </pic:spPr>
+                </pic:pic>
+              </a:graphicData>
+            </a:graphic>
+          </wp:inline>
+        </w:drawing>
+      </w:r>
     </w:p>
     <w:p>
       <w:pPr>

--- a/NguynHoVietKhoa_KTTKPM_Lab4.docx
+++ b/NguynHoVietKhoa_KTTKPM_Lab4.docx
@@ -2218,6 +2218,7 @@
       <w:r>
         <w:rPr>
           <w:rFonts w:ascii="Times New Roman" w:hAnsi="Times New Roman" w:cs="Times New Roman"/>
+          <w:noProof/>
         </w:rPr>
         <w:lastRenderedPageBreak/>
         <w:drawing>
@@ -2285,6 +2286,7 @@
       <w:r>
         <w:rPr>
           <w:rFonts w:ascii="Times New Roman" w:hAnsi="Times New Roman" w:cs="Times New Roman"/>
+          <w:noProof/>
         </w:rPr>
         <w:drawing>
           <wp:inline distT="0" distB="0" distL="0" distR="0" wp14:anchorId="3421D0D7" wp14:editId="7F9AFB85">
@@ -2333,6 +2335,7 @@
       <w:r>
         <w:rPr>
           <w:rFonts w:ascii="Times New Roman" w:hAnsi="Times New Roman" w:cs="Times New Roman"/>
+          <w:noProof/>
         </w:rPr>
         <w:drawing>
           <wp:inline distT="0" distB="0" distL="0" distR="0" wp14:anchorId="1AB9B8A6" wp14:editId="1A69EEA9">
@@ -2370,6 +2373,220 @@
           </wp:inline>
         </w:drawing>
       </w:r>
+    </w:p>
+    <w:p>
+      <w:pPr>
+        <w:rPr>
+          <w:rFonts w:ascii="Times New Roman" w:hAnsi="Times New Roman" w:cs="Times New Roman"/>
+        </w:rPr>
+      </w:pPr>
+      <w:r>
+        <w:rPr>
+          <w:rFonts w:ascii="Times New Roman" w:hAnsi="Times New Roman" w:cs="Times New Roman"/>
+        </w:rPr>
+        <w:t>Bài 4</w:t>
+      </w:r>
+    </w:p>
+    <w:p>
+      <w:pPr>
+        <w:pStyle w:val="ListParagraph"/>
+        <w:numPr>
+          <w:ilvl w:val="0"/>
+          <w:numId w:val="1"/>
+        </w:numPr>
+        <w:rPr>
+          <w:rFonts w:ascii="Times New Roman" w:hAnsi="Times New Roman" w:cs="Times New Roman"/>
+        </w:rPr>
+      </w:pPr>
+      <w:r>
+        <w:rPr>
+          <w:rFonts w:ascii="Times New Roman" w:hAnsi="Times New Roman" w:cs="Times New Roman"/>
+        </w:rPr>
+        <w:t>Build image</w:t>
+      </w:r>
+    </w:p>
+    <w:p>
+      <w:pPr>
+        <w:pStyle w:val="ListParagraph"/>
+        <w:rPr>
+          <w:rFonts w:ascii="Times New Roman" w:hAnsi="Times New Roman" w:cs="Times New Roman"/>
+        </w:rPr>
+      </w:pPr>
+      <w:r>
+        <w:rPr>
+          <w:rFonts w:ascii="Times New Roman" w:hAnsi="Times New Roman" w:cs="Times New Roman"/>
+        </w:rPr>
+        <w:lastRenderedPageBreak/>
+        <w:drawing>
+          <wp:inline distT="0" distB="0" distL="0" distR="0" wp14:anchorId="6DD5AD4E" wp14:editId="0E19D3D9">
+            <wp:extent cx="5943600" cy="1659890"/>
+            <wp:effectExtent l="0" t="0" r="0" b="0"/>
+            <wp:docPr id="1125020998" name="Picture 1"/>
+            <wp:cNvGraphicFramePr>
+              <a:graphicFrameLocks xmlns:a="http://schemas.openxmlformats.org/drawingml/2006/main" noChangeAspect="1"/>
+            </wp:cNvGraphicFramePr>
+            <a:graphic xmlns:a="http://schemas.openxmlformats.org/drawingml/2006/main">
+              <a:graphicData uri="http://schemas.openxmlformats.org/drawingml/2006/picture">
+                <pic:pic xmlns:pic="http://schemas.openxmlformats.org/drawingml/2006/picture">
+                  <pic:nvPicPr>
+                    <pic:cNvPr id="1125020998" name=""/>
+                    <pic:cNvPicPr/>
+                  </pic:nvPicPr>
+                  <pic:blipFill>
+                    <a:blip r:embed="rId42"/>
+                    <a:stretch>
+                      <a:fillRect/>
+                    </a:stretch>
+                  </pic:blipFill>
+                  <pic:spPr>
+                    <a:xfrm>
+                      <a:off x="0" y="0"/>
+                      <a:ext cx="5943600" cy="1659890"/>
+                    </a:xfrm>
+                    <a:prstGeom prst="rect">
+                      <a:avLst/>
+                    </a:prstGeom>
+                  </pic:spPr>
+                </pic:pic>
+              </a:graphicData>
+            </a:graphic>
+          </wp:inline>
+        </w:drawing>
+      </w:r>
+    </w:p>
+    <w:p>
+      <w:pPr>
+        <w:pStyle w:val="ListParagraph"/>
+        <w:numPr>
+          <w:ilvl w:val="0"/>
+          <w:numId w:val="1"/>
+        </w:numPr>
+        <w:rPr>
+          <w:rFonts w:ascii="Times New Roman" w:hAnsi="Times New Roman" w:cs="Times New Roman"/>
+        </w:rPr>
+      </w:pPr>
+      <w:r>
+        <w:rPr>
+          <w:rFonts w:ascii="Times New Roman" w:hAnsi="Times New Roman" w:cs="Times New Roman"/>
+        </w:rPr>
+        <w:t>Chạy image</w:t>
+      </w:r>
+    </w:p>
+    <w:p>
+      <w:pPr>
+        <w:pStyle w:val="ListParagraph"/>
+        <w:rPr>
+          <w:rFonts w:ascii="Times New Roman" w:hAnsi="Times New Roman" w:cs="Times New Roman"/>
+        </w:rPr>
+      </w:pPr>
+      <w:r>
+        <w:rPr>
+          <w:rFonts w:ascii="Times New Roman" w:hAnsi="Times New Roman" w:cs="Times New Roman"/>
+        </w:rPr>
+        <w:drawing>
+          <wp:inline distT="0" distB="0" distL="0" distR="0" wp14:anchorId="409AF3A0" wp14:editId="01657EC2">
+            <wp:extent cx="5943600" cy="1905635"/>
+            <wp:effectExtent l="0" t="0" r="0" b="0"/>
+            <wp:docPr id="910144922" name="Picture 1"/>
+            <wp:cNvGraphicFramePr>
+              <a:graphicFrameLocks xmlns:a="http://schemas.openxmlformats.org/drawingml/2006/main" noChangeAspect="1"/>
+            </wp:cNvGraphicFramePr>
+            <a:graphic xmlns:a="http://schemas.openxmlformats.org/drawingml/2006/main">
+              <a:graphicData uri="http://schemas.openxmlformats.org/drawingml/2006/picture">
+                <pic:pic xmlns:pic="http://schemas.openxmlformats.org/drawingml/2006/picture">
+                  <pic:nvPicPr>
+                    <pic:cNvPr id="910144922" name=""/>
+                    <pic:cNvPicPr/>
+                  </pic:nvPicPr>
+                  <pic:blipFill>
+                    <a:blip r:embed="rId43"/>
+                    <a:stretch>
+                      <a:fillRect/>
+                    </a:stretch>
+                  </pic:blipFill>
+                  <pic:spPr>
+                    <a:xfrm>
+                      <a:off x="0" y="0"/>
+                      <a:ext cx="5943600" cy="1905635"/>
+                    </a:xfrm>
+                    <a:prstGeom prst="rect">
+                      <a:avLst/>
+                    </a:prstGeom>
+                  </pic:spPr>
+                </pic:pic>
+              </a:graphicData>
+            </a:graphic>
+          </wp:inline>
+        </w:drawing>
+      </w:r>
+    </w:p>
+    <w:p>
+      <w:pPr>
+        <w:pStyle w:val="ListParagraph"/>
+        <w:rPr>
+          <w:rFonts w:ascii="Times New Roman" w:hAnsi="Times New Roman" w:cs="Times New Roman"/>
+        </w:rPr>
+      </w:pPr>
+      <w:r>
+        <w:rPr>
+          <w:rFonts w:ascii="Times New Roman" w:hAnsi="Times New Roman" w:cs="Times New Roman"/>
+        </w:rPr>
+        <w:drawing>
+          <wp:inline distT="0" distB="0" distL="0" distR="0" wp14:anchorId="55C953D3" wp14:editId="6534AC86">
+            <wp:extent cx="5943600" cy="1438910"/>
+            <wp:effectExtent l="0" t="0" r="0" b="8890"/>
+            <wp:docPr id="1870662740" name="Picture 1"/>
+            <wp:cNvGraphicFramePr>
+              <a:graphicFrameLocks xmlns:a="http://schemas.openxmlformats.org/drawingml/2006/main" noChangeAspect="1"/>
+            </wp:cNvGraphicFramePr>
+            <a:graphic xmlns:a="http://schemas.openxmlformats.org/drawingml/2006/main">
+              <a:graphicData uri="http://schemas.openxmlformats.org/drawingml/2006/picture">
+                <pic:pic xmlns:pic="http://schemas.openxmlformats.org/drawingml/2006/picture">
+                  <pic:nvPicPr>
+                    <pic:cNvPr id="1870662740" name=""/>
+                    <pic:cNvPicPr/>
+                  </pic:nvPicPr>
+                  <pic:blipFill>
+                    <a:blip r:embed="rId44"/>
+                    <a:stretch>
+                      <a:fillRect/>
+                    </a:stretch>
+                  </pic:blipFill>
+                  <pic:spPr>
+                    <a:xfrm>
+                      <a:off x="0" y="0"/>
+                      <a:ext cx="5943600" cy="1438910"/>
+                    </a:xfrm>
+                    <a:prstGeom prst="rect">
+                      <a:avLst/>
+                    </a:prstGeom>
+                  </pic:spPr>
+                </pic:pic>
+              </a:graphicData>
+            </a:graphic>
+          </wp:inline>
+        </w:drawing>
+      </w:r>
+    </w:p>
+    <w:p>
+      <w:pPr>
+        <w:rPr>
+          <w:rFonts w:ascii="Times New Roman" w:hAnsi="Times New Roman" w:cs="Times New Roman"/>
+        </w:rPr>
+      </w:pPr>
+      <w:r>
+        <w:rPr>
+          <w:rFonts w:ascii="Times New Roman" w:hAnsi="Times New Roman" w:cs="Times New Roman"/>
+        </w:rPr>
+        <w:t>Bài 5:</w:t>
+      </w:r>
+    </w:p>
+    <w:p>
+      <w:pPr>
+        <w:rPr>
+          <w:rFonts w:ascii="Times New Roman" w:hAnsi="Times New Roman" w:cs="Times New Roman"/>
+        </w:rPr>
+      </w:pPr>
     </w:p>
     <w:p>
       <w:pPr>

--- a/NguynHoVietKhoa_KTTKPM_Lab4.docx
+++ b/NguynHoVietKhoa_KTTKPM_Lab4.docx
@@ -2415,6 +2415,7 @@
       <w:r>
         <w:rPr>
           <w:rFonts w:ascii="Times New Roman" w:hAnsi="Times New Roman" w:cs="Times New Roman"/>
+          <w:noProof/>
         </w:rPr>
         <w:lastRenderedPageBreak/>
         <w:drawing>
@@ -2482,6 +2483,7 @@
       <w:r>
         <w:rPr>
           <w:rFonts w:ascii="Times New Roman" w:hAnsi="Times New Roman" w:cs="Times New Roman"/>
+          <w:noProof/>
         </w:rPr>
         <w:drawing>
           <wp:inline distT="0" distB="0" distL="0" distR="0" wp14:anchorId="409AF3A0" wp14:editId="01657EC2">
@@ -2530,6 +2532,7 @@
       <w:r>
         <w:rPr>
           <w:rFonts w:ascii="Times New Roman" w:hAnsi="Times New Roman" w:cs="Times New Roman"/>
+          <w:noProof/>
         </w:rPr>
         <w:drawing>
           <wp:inline distT="0" distB="0" distL="0" distR="0" wp14:anchorId="55C953D3" wp14:editId="6534AC86">
@@ -2580,6 +2583,195 @@
         </w:rPr>
         <w:t>Bài 5:</w:t>
       </w:r>
+    </w:p>
+    <w:p>
+      <w:pPr>
+        <w:pStyle w:val="ListParagraph"/>
+        <w:numPr>
+          <w:ilvl w:val="0"/>
+          <w:numId w:val="1"/>
+        </w:numPr>
+        <w:rPr>
+          <w:rFonts w:ascii="Times New Roman" w:hAnsi="Times New Roman" w:cs="Times New Roman"/>
+        </w:rPr>
+      </w:pPr>
+      <w:r>
+        <w:rPr>
+          <w:rFonts w:ascii="Times New Roman" w:hAnsi="Times New Roman" w:cs="Times New Roman"/>
+        </w:rPr>
+        <w:t>Build image</w:t>
+      </w:r>
+    </w:p>
+    <w:p>
+      <w:pPr>
+        <w:pStyle w:val="ListParagraph"/>
+        <w:rPr>
+          <w:rFonts w:ascii="Times New Roman" w:hAnsi="Times New Roman" w:cs="Times New Roman"/>
+        </w:rPr>
+      </w:pPr>
+      <w:r>
+        <w:rPr>
+          <w:rFonts w:ascii="Times New Roman" w:hAnsi="Times New Roman" w:cs="Times New Roman"/>
+        </w:rPr>
+        <w:drawing>
+          <wp:inline distT="0" distB="0" distL="0" distR="0" wp14:anchorId="60BBA108" wp14:editId="1C45B68B">
+            <wp:extent cx="5943600" cy="1878965"/>
+            <wp:effectExtent l="0" t="0" r="0" b="6985"/>
+            <wp:docPr id="2050957942" name="Picture 1"/>
+            <wp:cNvGraphicFramePr>
+              <a:graphicFrameLocks xmlns:a="http://schemas.openxmlformats.org/drawingml/2006/main" noChangeAspect="1"/>
+            </wp:cNvGraphicFramePr>
+            <a:graphic xmlns:a="http://schemas.openxmlformats.org/drawingml/2006/main">
+              <a:graphicData uri="http://schemas.openxmlformats.org/drawingml/2006/picture">
+                <pic:pic xmlns:pic="http://schemas.openxmlformats.org/drawingml/2006/picture">
+                  <pic:nvPicPr>
+                    <pic:cNvPr id="2050957942" name=""/>
+                    <pic:cNvPicPr/>
+                  </pic:nvPicPr>
+                  <pic:blipFill>
+                    <a:blip r:embed="rId45"/>
+                    <a:stretch>
+                      <a:fillRect/>
+                    </a:stretch>
+                  </pic:blipFill>
+                  <pic:spPr>
+                    <a:xfrm>
+                      <a:off x="0" y="0"/>
+                      <a:ext cx="5943600" cy="1878965"/>
+                    </a:xfrm>
+                    <a:prstGeom prst="rect">
+                      <a:avLst/>
+                    </a:prstGeom>
+                  </pic:spPr>
+                </pic:pic>
+              </a:graphicData>
+            </a:graphic>
+          </wp:inline>
+        </w:drawing>
+      </w:r>
+    </w:p>
+    <w:p>
+      <w:pPr>
+        <w:pStyle w:val="ListParagraph"/>
+        <w:numPr>
+          <w:ilvl w:val="0"/>
+          <w:numId w:val="1"/>
+        </w:numPr>
+        <w:rPr>
+          <w:rFonts w:ascii="Times New Roman" w:hAnsi="Times New Roman" w:cs="Times New Roman"/>
+        </w:rPr>
+      </w:pPr>
+      <w:r>
+        <w:rPr>
+          <w:rFonts w:ascii="Times New Roman" w:hAnsi="Times New Roman" w:cs="Times New Roman"/>
+        </w:rPr>
+        <w:t>Chạy image</w:t>
+      </w:r>
+    </w:p>
+    <w:p>
+      <w:pPr>
+        <w:pStyle w:val="ListParagraph"/>
+        <w:rPr>
+          <w:rFonts w:ascii="Times New Roman" w:hAnsi="Times New Roman" w:cs="Times New Roman"/>
+        </w:rPr>
+      </w:pPr>
+      <w:r>
+        <w:rPr>
+          <w:rFonts w:ascii="Times New Roman" w:hAnsi="Times New Roman" w:cs="Times New Roman"/>
+        </w:rPr>
+        <w:lastRenderedPageBreak/>
+        <w:drawing>
+          <wp:inline distT="0" distB="0" distL="0" distR="0" wp14:anchorId="2A8FFB4F" wp14:editId="7080AD36">
+            <wp:extent cx="5943600" cy="295910"/>
+            <wp:effectExtent l="0" t="0" r="0" b="8890"/>
+            <wp:docPr id="1540523691" name="Picture 1"/>
+            <wp:cNvGraphicFramePr>
+              <a:graphicFrameLocks xmlns:a="http://schemas.openxmlformats.org/drawingml/2006/main" noChangeAspect="1"/>
+            </wp:cNvGraphicFramePr>
+            <a:graphic xmlns:a="http://schemas.openxmlformats.org/drawingml/2006/main">
+              <a:graphicData uri="http://schemas.openxmlformats.org/drawingml/2006/picture">
+                <pic:pic xmlns:pic="http://schemas.openxmlformats.org/drawingml/2006/picture">
+                  <pic:nvPicPr>
+                    <pic:cNvPr id="1540523691" name=""/>
+                    <pic:cNvPicPr/>
+                  </pic:nvPicPr>
+                  <pic:blipFill>
+                    <a:blip r:embed="rId46"/>
+                    <a:stretch>
+                      <a:fillRect/>
+                    </a:stretch>
+                  </pic:blipFill>
+                  <pic:spPr>
+                    <a:xfrm>
+                      <a:off x="0" y="0"/>
+                      <a:ext cx="5943600" cy="295910"/>
+                    </a:xfrm>
+                    <a:prstGeom prst="rect">
+                      <a:avLst/>
+                    </a:prstGeom>
+                  </pic:spPr>
+                </pic:pic>
+              </a:graphicData>
+            </a:graphic>
+          </wp:inline>
+        </w:drawing>
+      </w:r>
+    </w:p>
+    <w:p>
+      <w:pPr>
+        <w:pStyle w:val="ListParagraph"/>
+        <w:rPr>
+          <w:rFonts w:ascii="Times New Roman" w:hAnsi="Times New Roman" w:cs="Times New Roman"/>
+        </w:rPr>
+      </w:pPr>
+      <w:r>
+        <w:rPr>
+          <w:rFonts w:ascii="Times New Roman" w:hAnsi="Times New Roman" w:cs="Times New Roman"/>
+        </w:rPr>
+        <w:drawing>
+          <wp:inline distT="0" distB="0" distL="0" distR="0" wp14:anchorId="227822E6" wp14:editId="1FAC901C">
+            <wp:extent cx="5943600" cy="1106805"/>
+            <wp:effectExtent l="0" t="0" r="0" b="0"/>
+            <wp:docPr id="944562795" name="Picture 1"/>
+            <wp:cNvGraphicFramePr>
+              <a:graphicFrameLocks xmlns:a="http://schemas.openxmlformats.org/drawingml/2006/main" noChangeAspect="1"/>
+            </wp:cNvGraphicFramePr>
+            <a:graphic xmlns:a="http://schemas.openxmlformats.org/drawingml/2006/main">
+              <a:graphicData uri="http://schemas.openxmlformats.org/drawingml/2006/picture">
+                <pic:pic xmlns:pic="http://schemas.openxmlformats.org/drawingml/2006/picture">
+                  <pic:nvPicPr>
+                    <pic:cNvPr id="944562795" name=""/>
+                    <pic:cNvPicPr/>
+                  </pic:nvPicPr>
+                  <pic:blipFill>
+                    <a:blip r:embed="rId47"/>
+                    <a:stretch>
+                      <a:fillRect/>
+                    </a:stretch>
+                  </pic:blipFill>
+                  <pic:spPr>
+                    <a:xfrm>
+                      <a:off x="0" y="0"/>
+                      <a:ext cx="5943600" cy="1106805"/>
+                    </a:xfrm>
+                    <a:prstGeom prst="rect">
+                      <a:avLst/>
+                    </a:prstGeom>
+                  </pic:spPr>
+                </pic:pic>
+              </a:graphicData>
+            </a:graphic>
+          </wp:inline>
+        </w:drawing>
+      </w:r>
+    </w:p>
+    <w:p>
+      <w:pPr>
+        <w:pStyle w:val="ListParagraph"/>
+        <w:rPr>
+          <w:rFonts w:ascii="Times New Roman" w:hAnsi="Times New Roman" w:cs="Times New Roman"/>
+        </w:rPr>
+      </w:pPr>
     </w:p>
     <w:p>
       <w:pPr>

--- a/NguynHoVietKhoa_KTTKPM_Lab4.docx
+++ b/NguynHoVietKhoa_KTTKPM_Lab4.docx
@@ -2612,6 +2612,7 @@
       <w:r>
         <w:rPr>
           <w:rFonts w:ascii="Times New Roman" w:hAnsi="Times New Roman" w:cs="Times New Roman"/>
+          <w:noProof/>
         </w:rPr>
         <w:drawing>
           <wp:inline distT="0" distB="0" distL="0" distR="0" wp14:anchorId="60BBA108" wp14:editId="1C45B68B">
@@ -2678,6 +2679,7 @@
       <w:r>
         <w:rPr>
           <w:rFonts w:ascii="Times New Roman" w:hAnsi="Times New Roman" w:cs="Times New Roman"/>
+          <w:noProof/>
         </w:rPr>
         <w:lastRenderedPageBreak/>
         <w:drawing>
@@ -2727,6 +2729,7 @@
       <w:r>
         <w:rPr>
           <w:rFonts w:ascii="Times New Roman" w:hAnsi="Times New Roman" w:cs="Times New Roman"/>
+          <w:noProof/>
         </w:rPr>
         <w:drawing>
           <wp:inline distT="0" distB="0" distL="0" distR="0" wp14:anchorId="227822E6" wp14:editId="1FAC901C">
@@ -2764,6 +2767,215 @@
           </wp:inline>
         </w:drawing>
       </w:r>
+    </w:p>
+    <w:p>
+      <w:pPr>
+        <w:rPr>
+          <w:rFonts w:ascii="Times New Roman" w:hAnsi="Times New Roman" w:cs="Times New Roman"/>
+        </w:rPr>
+      </w:pPr>
+      <w:r>
+        <w:rPr>
+          <w:rFonts w:ascii="Times New Roman" w:hAnsi="Times New Roman" w:cs="Times New Roman"/>
+        </w:rPr>
+        <w:t>Bài 6:</w:t>
+      </w:r>
+    </w:p>
+    <w:p>
+      <w:pPr>
+        <w:pStyle w:val="ListParagraph"/>
+        <w:numPr>
+          <w:ilvl w:val="0"/>
+          <w:numId w:val="1"/>
+        </w:numPr>
+        <w:rPr>
+          <w:rFonts w:ascii="Times New Roman" w:hAnsi="Times New Roman" w:cs="Times New Roman"/>
+        </w:rPr>
+      </w:pPr>
+      <w:r>
+        <w:rPr>
+          <w:rFonts w:ascii="Times New Roman" w:hAnsi="Times New Roman" w:cs="Times New Roman"/>
+        </w:rPr>
+        <w:t>Build image</w:t>
+      </w:r>
+    </w:p>
+    <w:p>
+      <w:pPr>
+        <w:pStyle w:val="ListParagraph"/>
+        <w:rPr>
+          <w:rFonts w:ascii="Times New Roman" w:hAnsi="Times New Roman" w:cs="Times New Roman"/>
+        </w:rPr>
+      </w:pPr>
+      <w:r>
+        <w:rPr>
+          <w:rFonts w:ascii="Times New Roman" w:hAnsi="Times New Roman" w:cs="Times New Roman"/>
+        </w:rPr>
+        <w:drawing>
+          <wp:inline distT="0" distB="0" distL="0" distR="0" wp14:anchorId="052A009B" wp14:editId="3AD4C0C9">
+            <wp:extent cx="5943600" cy="2104390"/>
+            <wp:effectExtent l="0" t="0" r="0" b="0"/>
+            <wp:docPr id="2070596869" name="Picture 1"/>
+            <wp:cNvGraphicFramePr>
+              <a:graphicFrameLocks xmlns:a="http://schemas.openxmlformats.org/drawingml/2006/main" noChangeAspect="1"/>
+            </wp:cNvGraphicFramePr>
+            <a:graphic xmlns:a="http://schemas.openxmlformats.org/drawingml/2006/main">
+              <a:graphicData uri="http://schemas.openxmlformats.org/drawingml/2006/picture">
+                <pic:pic xmlns:pic="http://schemas.openxmlformats.org/drawingml/2006/picture">
+                  <pic:nvPicPr>
+                    <pic:cNvPr id="2070596869" name=""/>
+                    <pic:cNvPicPr/>
+                  </pic:nvPicPr>
+                  <pic:blipFill>
+                    <a:blip r:embed="rId48"/>
+                    <a:stretch>
+                      <a:fillRect/>
+                    </a:stretch>
+                  </pic:blipFill>
+                  <pic:spPr>
+                    <a:xfrm>
+                      <a:off x="0" y="0"/>
+                      <a:ext cx="5943600" cy="2104390"/>
+                    </a:xfrm>
+                    <a:prstGeom prst="rect">
+                      <a:avLst/>
+                    </a:prstGeom>
+                  </pic:spPr>
+                </pic:pic>
+              </a:graphicData>
+            </a:graphic>
+          </wp:inline>
+        </w:drawing>
+      </w:r>
+    </w:p>
+    <w:p>
+      <w:pPr>
+        <w:pStyle w:val="ListParagraph"/>
+        <w:numPr>
+          <w:ilvl w:val="0"/>
+          <w:numId w:val="1"/>
+        </w:numPr>
+        <w:rPr>
+          <w:rFonts w:ascii="Times New Roman" w:hAnsi="Times New Roman" w:cs="Times New Roman"/>
+        </w:rPr>
+      </w:pPr>
+      <w:r>
+        <w:rPr>
+          <w:rFonts w:ascii="Times New Roman" w:hAnsi="Times New Roman" w:cs="Times New Roman"/>
+        </w:rPr>
+        <w:t>Chạy image</w:t>
+      </w:r>
+    </w:p>
+    <w:p>
+      <w:pPr>
+        <w:pStyle w:val="ListParagraph"/>
+        <w:rPr>
+          <w:rFonts w:ascii="Times New Roman" w:hAnsi="Times New Roman" w:cs="Times New Roman"/>
+        </w:rPr>
+      </w:pPr>
+      <w:r>
+        <w:rPr>
+          <w:rFonts w:ascii="Times New Roman" w:hAnsi="Times New Roman" w:cs="Times New Roman"/>
+        </w:rPr>
+        <w:drawing>
+          <wp:inline distT="0" distB="0" distL="0" distR="0" wp14:anchorId="75FC9A33" wp14:editId="16C3A638">
+            <wp:extent cx="5943600" cy="748030"/>
+            <wp:effectExtent l="0" t="0" r="0" b="0"/>
+            <wp:docPr id="1731545432" name="Picture 1"/>
+            <wp:cNvGraphicFramePr>
+              <a:graphicFrameLocks xmlns:a="http://schemas.openxmlformats.org/drawingml/2006/main" noChangeAspect="1"/>
+            </wp:cNvGraphicFramePr>
+            <a:graphic xmlns:a="http://schemas.openxmlformats.org/drawingml/2006/main">
+              <a:graphicData uri="http://schemas.openxmlformats.org/drawingml/2006/picture">
+                <pic:pic xmlns:pic="http://schemas.openxmlformats.org/drawingml/2006/picture">
+                  <pic:nvPicPr>
+                    <pic:cNvPr id="1731545432" name=""/>
+                    <pic:cNvPicPr/>
+                  </pic:nvPicPr>
+                  <pic:blipFill>
+                    <a:blip r:embed="rId49"/>
+                    <a:stretch>
+                      <a:fillRect/>
+                    </a:stretch>
+                  </pic:blipFill>
+                  <pic:spPr>
+                    <a:xfrm>
+                      <a:off x="0" y="0"/>
+                      <a:ext cx="5943600" cy="748030"/>
+                    </a:xfrm>
+                    <a:prstGeom prst="rect">
+                      <a:avLst/>
+                    </a:prstGeom>
+                  </pic:spPr>
+                </pic:pic>
+              </a:graphicData>
+            </a:graphic>
+          </wp:inline>
+        </w:drawing>
+      </w:r>
+    </w:p>
+    <w:p>
+      <w:pPr>
+        <w:pStyle w:val="ListParagraph"/>
+        <w:rPr>
+          <w:rFonts w:ascii="Times New Roman" w:hAnsi="Times New Roman" w:cs="Times New Roman"/>
+        </w:rPr>
+      </w:pPr>
+      <w:r>
+        <w:rPr>
+          <w:rFonts w:ascii="Times New Roman" w:hAnsi="Times New Roman" w:cs="Times New Roman"/>
+        </w:rPr>
+        <w:drawing>
+          <wp:inline distT="0" distB="0" distL="0" distR="0" wp14:anchorId="182EBEE2" wp14:editId="1AA6E88B">
+            <wp:extent cx="5943600" cy="1005840"/>
+            <wp:effectExtent l="0" t="0" r="0" b="3810"/>
+            <wp:docPr id="1923260491" name="Picture 1"/>
+            <wp:cNvGraphicFramePr>
+              <a:graphicFrameLocks xmlns:a="http://schemas.openxmlformats.org/drawingml/2006/main" noChangeAspect="1"/>
+            </wp:cNvGraphicFramePr>
+            <a:graphic xmlns:a="http://schemas.openxmlformats.org/drawingml/2006/main">
+              <a:graphicData uri="http://schemas.openxmlformats.org/drawingml/2006/picture">
+                <pic:pic xmlns:pic="http://schemas.openxmlformats.org/drawingml/2006/picture">
+                  <pic:nvPicPr>
+                    <pic:cNvPr id="1923260491" name=""/>
+                    <pic:cNvPicPr/>
+                  </pic:nvPicPr>
+                  <pic:blipFill>
+                    <a:blip r:embed="rId50"/>
+                    <a:stretch>
+                      <a:fillRect/>
+                    </a:stretch>
+                  </pic:blipFill>
+                  <pic:spPr>
+                    <a:xfrm>
+                      <a:off x="0" y="0"/>
+                      <a:ext cx="5943600" cy="1005840"/>
+                    </a:xfrm>
+                    <a:prstGeom prst="rect">
+                      <a:avLst/>
+                    </a:prstGeom>
+                  </pic:spPr>
+                </pic:pic>
+              </a:graphicData>
+            </a:graphic>
+          </wp:inline>
+        </w:drawing>
+      </w:r>
+    </w:p>
+    <w:p>
+      <w:pPr>
+        <w:pStyle w:val="ListParagraph"/>
+        <w:rPr>
+          <w:rFonts w:ascii="Times New Roman" w:hAnsi="Times New Roman" w:cs="Times New Roman"/>
+        </w:rPr>
+      </w:pPr>
+    </w:p>
+    <w:p>
+      <w:pPr>
+        <w:pStyle w:val="ListParagraph"/>
+        <w:rPr>
+          <w:rFonts w:ascii="Times New Roman" w:hAnsi="Times New Roman" w:cs="Times New Roman"/>
+        </w:rPr>
+      </w:pPr>
     </w:p>
     <w:p>
       <w:pPr>

--- a/NguynHoVietKhoa_KTTKPM_Lab4.docx
+++ b/NguynHoVietKhoa_KTTKPM_Lab4.docx
@@ -2809,6 +2809,7 @@
       <w:r>
         <w:rPr>
           <w:rFonts w:ascii="Times New Roman" w:hAnsi="Times New Roman" w:cs="Times New Roman"/>
+          <w:noProof/>
         </w:rPr>
         <w:drawing>
           <wp:inline distT="0" distB="0" distL="0" distR="0" wp14:anchorId="052A009B" wp14:editId="3AD4C0C9">
@@ -2875,6 +2876,7 @@
       <w:r>
         <w:rPr>
           <w:rFonts w:ascii="Times New Roman" w:hAnsi="Times New Roman" w:cs="Times New Roman"/>
+          <w:noProof/>
         </w:rPr>
         <w:drawing>
           <wp:inline distT="0" distB="0" distL="0" distR="0" wp14:anchorId="75FC9A33" wp14:editId="16C3A638">
@@ -2923,6 +2925,7 @@
       <w:r>
         <w:rPr>
           <w:rFonts w:ascii="Times New Roman" w:hAnsi="Times New Roman" w:cs="Times New Roman"/>
+          <w:noProof/>
         </w:rPr>
         <w:drawing>
           <wp:inline distT="0" distB="0" distL="0" distR="0" wp14:anchorId="182EBEE2" wp14:editId="1AA6E88B">
@@ -2963,11 +2966,149 @@
     </w:p>
     <w:p>
       <w:pPr>
+        <w:rPr>
+          <w:rFonts w:ascii="Times New Roman" w:hAnsi="Times New Roman" w:cs="Times New Roman"/>
+        </w:rPr>
+      </w:pPr>
+      <w:r>
+        <w:rPr>
+          <w:rFonts w:ascii="Times New Roman" w:hAnsi="Times New Roman" w:cs="Times New Roman"/>
+        </w:rPr>
+        <w:t>Bài 7:</w:t>
+      </w:r>
+    </w:p>
+    <w:p>
+      <w:pPr>
         <w:pStyle w:val="ListParagraph"/>
-        <w:rPr>
-          <w:rFonts w:ascii="Times New Roman" w:hAnsi="Times New Roman" w:cs="Times New Roman"/>
-        </w:rPr>
-      </w:pPr>
+        <w:numPr>
+          <w:ilvl w:val="0"/>
+          <w:numId w:val="1"/>
+        </w:numPr>
+        <w:rPr>
+          <w:rFonts w:ascii="Times New Roman" w:hAnsi="Times New Roman" w:cs="Times New Roman"/>
+        </w:rPr>
+      </w:pPr>
+      <w:r>
+        <w:rPr>
+          <w:rFonts w:ascii="Times New Roman" w:hAnsi="Times New Roman" w:cs="Times New Roman"/>
+        </w:rPr>
+        <w:t>Build image</w:t>
+      </w:r>
+    </w:p>
+    <w:p>
+      <w:pPr>
+        <w:pStyle w:val="ListParagraph"/>
+        <w:rPr>
+          <w:rFonts w:ascii="Times New Roman" w:hAnsi="Times New Roman" w:cs="Times New Roman"/>
+        </w:rPr>
+      </w:pPr>
+      <w:r>
+        <w:rPr>
+          <w:rFonts w:ascii="Times New Roman" w:hAnsi="Times New Roman" w:cs="Times New Roman"/>
+        </w:rPr>
+        <w:lastRenderedPageBreak/>
+        <w:drawing>
+          <wp:inline distT="0" distB="0" distL="0" distR="0" wp14:anchorId="0F3556DF" wp14:editId="38F25417">
+            <wp:extent cx="5943600" cy="1479550"/>
+            <wp:effectExtent l="0" t="0" r="0" b="6350"/>
+            <wp:docPr id="1263591147" name="Picture 1"/>
+            <wp:cNvGraphicFramePr>
+              <a:graphicFrameLocks xmlns:a="http://schemas.openxmlformats.org/drawingml/2006/main" noChangeAspect="1"/>
+            </wp:cNvGraphicFramePr>
+            <a:graphic xmlns:a="http://schemas.openxmlformats.org/drawingml/2006/main">
+              <a:graphicData uri="http://schemas.openxmlformats.org/drawingml/2006/picture">
+                <pic:pic xmlns:pic="http://schemas.openxmlformats.org/drawingml/2006/picture">
+                  <pic:nvPicPr>
+                    <pic:cNvPr id="1263591147" name=""/>
+                    <pic:cNvPicPr/>
+                  </pic:nvPicPr>
+                  <pic:blipFill>
+                    <a:blip r:embed="rId51"/>
+                    <a:stretch>
+                      <a:fillRect/>
+                    </a:stretch>
+                  </pic:blipFill>
+                  <pic:spPr>
+                    <a:xfrm>
+                      <a:off x="0" y="0"/>
+                      <a:ext cx="5943600" cy="1479550"/>
+                    </a:xfrm>
+                    <a:prstGeom prst="rect">
+                      <a:avLst/>
+                    </a:prstGeom>
+                  </pic:spPr>
+                </pic:pic>
+              </a:graphicData>
+            </a:graphic>
+          </wp:inline>
+        </w:drawing>
+      </w:r>
+    </w:p>
+    <w:p>
+      <w:pPr>
+        <w:pStyle w:val="ListParagraph"/>
+        <w:numPr>
+          <w:ilvl w:val="0"/>
+          <w:numId w:val="1"/>
+        </w:numPr>
+        <w:rPr>
+          <w:rFonts w:ascii="Times New Roman" w:hAnsi="Times New Roman" w:cs="Times New Roman"/>
+        </w:rPr>
+      </w:pPr>
+      <w:r>
+        <w:rPr>
+          <w:rFonts w:ascii="Times New Roman" w:hAnsi="Times New Roman" w:cs="Times New Roman"/>
+        </w:rPr>
+        <w:t>Chạy image</w:t>
+      </w:r>
+    </w:p>
+    <w:p>
+      <w:pPr>
+        <w:pStyle w:val="ListParagraph"/>
+        <w:rPr>
+          <w:rFonts w:ascii="Times New Roman" w:hAnsi="Times New Roman" w:cs="Times New Roman"/>
+        </w:rPr>
+      </w:pPr>
+      <w:r>
+        <w:rPr>
+          <w:rFonts w:ascii="Times New Roman" w:hAnsi="Times New Roman" w:cs="Times New Roman"/>
+        </w:rPr>
+        <w:drawing>
+          <wp:inline distT="0" distB="0" distL="0" distR="0" wp14:anchorId="48E92871" wp14:editId="21365267">
+            <wp:extent cx="5943600" cy="428625"/>
+            <wp:effectExtent l="0" t="0" r="0" b="9525"/>
+            <wp:docPr id="1177117436" name="Picture 1"/>
+            <wp:cNvGraphicFramePr>
+              <a:graphicFrameLocks xmlns:a="http://schemas.openxmlformats.org/drawingml/2006/main" noChangeAspect="1"/>
+            </wp:cNvGraphicFramePr>
+            <a:graphic xmlns:a="http://schemas.openxmlformats.org/drawingml/2006/main">
+              <a:graphicData uri="http://schemas.openxmlformats.org/drawingml/2006/picture">
+                <pic:pic xmlns:pic="http://schemas.openxmlformats.org/drawingml/2006/picture">
+                  <pic:nvPicPr>
+                    <pic:cNvPr id="1177117436" name=""/>
+                    <pic:cNvPicPr/>
+                  </pic:nvPicPr>
+                  <pic:blipFill>
+                    <a:blip r:embed="rId52"/>
+                    <a:stretch>
+                      <a:fillRect/>
+                    </a:stretch>
+                  </pic:blipFill>
+                  <pic:spPr>
+                    <a:xfrm>
+                      <a:off x="0" y="0"/>
+                      <a:ext cx="5943600" cy="428625"/>
+                    </a:xfrm>
+                    <a:prstGeom prst="rect">
+                      <a:avLst/>
+                    </a:prstGeom>
+                  </pic:spPr>
+                </pic:pic>
+              </a:graphicData>
+            </a:graphic>
+          </wp:inline>
+        </w:drawing>
+      </w:r>
     </w:p>
     <w:p>
       <w:pPr>

--- a/NguynHoVietKhoa_KTTKPM_Lab4.docx
+++ b/NguynHoVietKhoa_KTTKPM_Lab4.docx
@@ -3005,6 +3005,7 @@
       <w:r>
         <w:rPr>
           <w:rFonts w:ascii="Times New Roman" w:hAnsi="Times New Roman" w:cs="Times New Roman"/>
+          <w:noProof/>
         </w:rPr>
         <w:lastRenderedPageBreak/>
         <w:drawing>
@@ -3072,6 +3073,7 @@
       <w:r>
         <w:rPr>
           <w:rFonts w:ascii="Times New Roman" w:hAnsi="Times New Roman" w:cs="Times New Roman"/>
+          <w:noProof/>
         </w:rPr>
         <w:drawing>
           <wp:inline distT="0" distB="0" distL="0" distR="0" wp14:anchorId="48E92871" wp14:editId="21365267">
@@ -3109,6 +3111,175 @@
           </wp:inline>
         </w:drawing>
       </w:r>
+    </w:p>
+    <w:p>
+      <w:pPr>
+        <w:rPr>
+          <w:rFonts w:ascii="Times New Roman" w:hAnsi="Times New Roman" w:cs="Times New Roman"/>
+        </w:rPr>
+      </w:pPr>
+      <w:r>
+        <w:rPr>
+          <w:rFonts w:ascii="Times New Roman" w:hAnsi="Times New Roman" w:cs="Times New Roman"/>
+        </w:rPr>
+        <w:t>Bài  8:</w:t>
+      </w:r>
+    </w:p>
+    <w:p>
+      <w:pPr>
+        <w:pStyle w:val="ListParagraph"/>
+        <w:numPr>
+          <w:ilvl w:val="0"/>
+          <w:numId w:val="1"/>
+        </w:numPr>
+        <w:rPr>
+          <w:rFonts w:ascii="Times New Roman" w:hAnsi="Times New Roman" w:cs="Times New Roman"/>
+        </w:rPr>
+      </w:pPr>
+      <w:r>
+        <w:rPr>
+          <w:rFonts w:ascii="Times New Roman" w:hAnsi="Times New Roman" w:cs="Times New Roman"/>
+        </w:rPr>
+        <w:t>Build image</w:t>
+      </w:r>
+    </w:p>
+    <w:p>
+      <w:pPr>
+        <w:pStyle w:val="ListParagraph"/>
+        <w:rPr>
+          <w:rFonts w:ascii="Times New Roman" w:hAnsi="Times New Roman" w:cs="Times New Roman"/>
+        </w:rPr>
+      </w:pPr>
+      <w:r>
+        <w:rPr>
+          <w:rFonts w:ascii="Times New Roman" w:hAnsi="Times New Roman" w:cs="Times New Roman"/>
+        </w:rPr>
+        <w:drawing>
+          <wp:inline distT="0" distB="0" distL="0" distR="0" wp14:anchorId="6ED59BD5" wp14:editId="4CB6C941">
+            <wp:extent cx="5943600" cy="1386840"/>
+            <wp:effectExtent l="0" t="0" r="0" b="3810"/>
+            <wp:docPr id="222818676" name="Picture 1"/>
+            <wp:cNvGraphicFramePr>
+              <a:graphicFrameLocks xmlns:a="http://schemas.openxmlformats.org/drawingml/2006/main" noChangeAspect="1"/>
+            </wp:cNvGraphicFramePr>
+            <a:graphic xmlns:a="http://schemas.openxmlformats.org/drawingml/2006/main">
+              <a:graphicData uri="http://schemas.openxmlformats.org/drawingml/2006/picture">
+                <pic:pic xmlns:pic="http://schemas.openxmlformats.org/drawingml/2006/picture">
+                  <pic:nvPicPr>
+                    <pic:cNvPr id="222818676" name=""/>
+                    <pic:cNvPicPr/>
+                  </pic:nvPicPr>
+                  <pic:blipFill>
+                    <a:blip r:embed="rId53"/>
+                    <a:stretch>
+                      <a:fillRect/>
+                    </a:stretch>
+                  </pic:blipFill>
+                  <pic:spPr>
+                    <a:xfrm>
+                      <a:off x="0" y="0"/>
+                      <a:ext cx="5943600" cy="1386840"/>
+                    </a:xfrm>
+                    <a:prstGeom prst="rect">
+                      <a:avLst/>
+                    </a:prstGeom>
+                  </pic:spPr>
+                </pic:pic>
+              </a:graphicData>
+            </a:graphic>
+          </wp:inline>
+        </w:drawing>
+      </w:r>
+    </w:p>
+    <w:p>
+      <w:pPr>
+        <w:pStyle w:val="ListParagraph"/>
+        <w:numPr>
+          <w:ilvl w:val="0"/>
+          <w:numId w:val="1"/>
+        </w:numPr>
+        <w:rPr>
+          <w:rFonts w:ascii="Times New Roman" w:hAnsi="Times New Roman" w:cs="Times New Roman"/>
+        </w:rPr>
+      </w:pPr>
+      <w:r>
+        <w:rPr>
+          <w:rFonts w:ascii="Times New Roman" w:hAnsi="Times New Roman" w:cs="Times New Roman"/>
+        </w:rPr>
+        <w:t>Chạy image</w:t>
+      </w:r>
+    </w:p>
+    <w:p>
+      <w:pPr>
+        <w:pStyle w:val="ListParagraph"/>
+        <w:rPr>
+          <w:rFonts w:ascii="Times New Roman" w:hAnsi="Times New Roman" w:cs="Times New Roman"/>
+        </w:rPr>
+      </w:pPr>
+      <w:r>
+        <w:rPr>
+          <w:rFonts w:ascii="Times New Roman" w:hAnsi="Times New Roman" w:cs="Times New Roman"/>
+        </w:rPr>
+        <w:drawing>
+          <wp:inline distT="0" distB="0" distL="0" distR="0" wp14:anchorId="386FD06F" wp14:editId="1DD1ECE9">
+            <wp:extent cx="5943600" cy="381000"/>
+            <wp:effectExtent l="0" t="0" r="0" b="0"/>
+            <wp:docPr id="933711011" name="Picture 1"/>
+            <wp:cNvGraphicFramePr>
+              <a:graphicFrameLocks xmlns:a="http://schemas.openxmlformats.org/drawingml/2006/main" noChangeAspect="1"/>
+            </wp:cNvGraphicFramePr>
+            <a:graphic xmlns:a="http://schemas.openxmlformats.org/drawingml/2006/main">
+              <a:graphicData uri="http://schemas.openxmlformats.org/drawingml/2006/picture">
+                <pic:pic xmlns:pic="http://schemas.openxmlformats.org/drawingml/2006/picture">
+                  <pic:nvPicPr>
+                    <pic:cNvPr id="933711011" name=""/>
+                    <pic:cNvPicPr/>
+                  </pic:nvPicPr>
+                  <pic:blipFill>
+                    <a:blip r:embed="rId54"/>
+                    <a:stretch>
+                      <a:fillRect/>
+                    </a:stretch>
+                  </pic:blipFill>
+                  <pic:spPr>
+                    <a:xfrm>
+                      <a:off x="0" y="0"/>
+                      <a:ext cx="5943600" cy="381000"/>
+                    </a:xfrm>
+                    <a:prstGeom prst="rect">
+                      <a:avLst/>
+                    </a:prstGeom>
+                  </pic:spPr>
+                </pic:pic>
+              </a:graphicData>
+            </a:graphic>
+          </wp:inline>
+        </w:drawing>
+      </w:r>
+    </w:p>
+    <w:p>
+      <w:pPr>
+        <w:pStyle w:val="ListParagraph"/>
+        <w:rPr>
+          <w:rFonts w:ascii="Times New Roman" w:hAnsi="Times New Roman" w:cs="Times New Roman"/>
+        </w:rPr>
+      </w:pPr>
+    </w:p>
+    <w:p>
+      <w:pPr>
+        <w:pStyle w:val="ListParagraph"/>
+        <w:rPr>
+          <w:rFonts w:ascii="Times New Roman" w:hAnsi="Times New Roman" w:cs="Times New Roman"/>
+        </w:rPr>
+      </w:pPr>
+    </w:p>
+    <w:p>
+      <w:pPr>
+        <w:pStyle w:val="ListParagraph"/>
+        <w:rPr>
+          <w:rFonts w:ascii="Times New Roman" w:hAnsi="Times New Roman" w:cs="Times New Roman"/>
+        </w:rPr>
+      </w:pPr>
     </w:p>
     <w:p>
       <w:pPr>

--- a/NguynHoVietKhoa_KTTKPM_Lab4.docx
+++ b/NguynHoVietKhoa_KTTKPM_Lab4.docx
@@ -3153,6 +3153,7 @@
       <w:r>
         <w:rPr>
           <w:rFonts w:ascii="Times New Roman" w:hAnsi="Times New Roman" w:cs="Times New Roman"/>
+          <w:noProof/>
         </w:rPr>
         <w:drawing>
           <wp:inline distT="0" distB="0" distL="0" distR="0" wp14:anchorId="6ED59BD5" wp14:editId="4CB6C941">
@@ -3219,6 +3220,7 @@
       <w:r>
         <w:rPr>
           <w:rFonts w:ascii="Times New Roman" w:hAnsi="Times New Roman" w:cs="Times New Roman"/>
+          <w:noProof/>
         </w:rPr>
         <w:drawing>
           <wp:inline distT="0" distB="0" distL="0" distR="0" wp14:anchorId="386FD06F" wp14:editId="1DD1ECE9">
@@ -3256,6 +3258,208 @@
           </wp:inline>
         </w:drawing>
       </w:r>
+    </w:p>
+    <w:p>
+      <w:pPr>
+        <w:rPr>
+          <w:rFonts w:ascii="Times New Roman" w:hAnsi="Times New Roman" w:cs="Times New Roman"/>
+        </w:rPr>
+      </w:pPr>
+      <w:r>
+        <w:rPr>
+          <w:rFonts w:ascii="Times New Roman" w:hAnsi="Times New Roman" w:cs="Times New Roman"/>
+        </w:rPr>
+        <w:t>Bài 9:</w:t>
+      </w:r>
+    </w:p>
+    <w:p>
+      <w:pPr>
+        <w:pStyle w:val="ListParagraph"/>
+        <w:numPr>
+          <w:ilvl w:val="0"/>
+          <w:numId w:val="1"/>
+        </w:numPr>
+        <w:rPr>
+          <w:rFonts w:ascii="Times New Roman" w:hAnsi="Times New Roman" w:cs="Times New Roman"/>
+        </w:rPr>
+      </w:pPr>
+      <w:r>
+        <w:rPr>
+          <w:rFonts w:ascii="Times New Roman" w:hAnsi="Times New Roman" w:cs="Times New Roman"/>
+        </w:rPr>
+        <w:t>Build image</w:t>
+      </w:r>
+    </w:p>
+    <w:p>
+      <w:pPr>
+        <w:pStyle w:val="ListParagraph"/>
+        <w:rPr>
+          <w:rFonts w:ascii="Times New Roman" w:hAnsi="Times New Roman" w:cs="Times New Roman"/>
+        </w:rPr>
+      </w:pPr>
+      <w:r>
+        <w:rPr>
+          <w:rFonts w:ascii="Times New Roman" w:hAnsi="Times New Roman" w:cs="Times New Roman"/>
+        </w:rPr>
+        <w:drawing>
+          <wp:inline distT="0" distB="0" distL="0" distR="0" wp14:anchorId="77800B55" wp14:editId="5C361544">
+            <wp:extent cx="5943600" cy="2054225"/>
+            <wp:effectExtent l="0" t="0" r="0" b="3175"/>
+            <wp:docPr id="204038915" name="Picture 1"/>
+            <wp:cNvGraphicFramePr>
+              <a:graphicFrameLocks xmlns:a="http://schemas.openxmlformats.org/drawingml/2006/main" noChangeAspect="1"/>
+            </wp:cNvGraphicFramePr>
+            <a:graphic xmlns:a="http://schemas.openxmlformats.org/drawingml/2006/main">
+              <a:graphicData uri="http://schemas.openxmlformats.org/drawingml/2006/picture">
+                <pic:pic xmlns:pic="http://schemas.openxmlformats.org/drawingml/2006/picture">
+                  <pic:nvPicPr>
+                    <pic:cNvPr id="204038915" name=""/>
+                    <pic:cNvPicPr/>
+                  </pic:nvPicPr>
+                  <pic:blipFill>
+                    <a:blip r:embed="rId55"/>
+                    <a:stretch>
+                      <a:fillRect/>
+                    </a:stretch>
+                  </pic:blipFill>
+                  <pic:spPr>
+                    <a:xfrm>
+                      <a:off x="0" y="0"/>
+                      <a:ext cx="5943600" cy="2054225"/>
+                    </a:xfrm>
+                    <a:prstGeom prst="rect">
+                      <a:avLst/>
+                    </a:prstGeom>
+                  </pic:spPr>
+                </pic:pic>
+              </a:graphicData>
+            </a:graphic>
+          </wp:inline>
+        </w:drawing>
+      </w:r>
+    </w:p>
+    <w:p>
+      <w:pPr>
+        <w:pStyle w:val="ListParagraph"/>
+        <w:numPr>
+          <w:ilvl w:val="0"/>
+          <w:numId w:val="1"/>
+        </w:numPr>
+        <w:rPr>
+          <w:rFonts w:ascii="Times New Roman" w:hAnsi="Times New Roman" w:cs="Times New Roman"/>
+        </w:rPr>
+      </w:pPr>
+      <w:r>
+        <w:rPr>
+          <w:rFonts w:ascii="Times New Roman" w:hAnsi="Times New Roman" w:cs="Times New Roman"/>
+        </w:rPr>
+        <w:t>Chạy image</w:t>
+      </w:r>
+    </w:p>
+    <w:p>
+      <w:pPr>
+        <w:pStyle w:val="ListParagraph"/>
+        <w:rPr>
+          <w:rFonts w:ascii="Times New Roman" w:hAnsi="Times New Roman" w:cs="Times New Roman"/>
+        </w:rPr>
+      </w:pPr>
+      <w:r>
+        <w:rPr>
+          <w:rFonts w:ascii="Times New Roman" w:hAnsi="Times New Roman" w:cs="Times New Roman"/>
+        </w:rPr>
+        <w:lastRenderedPageBreak/>
+        <w:drawing>
+          <wp:inline distT="0" distB="0" distL="0" distR="0" wp14:anchorId="130A7294" wp14:editId="16D17E73">
+            <wp:extent cx="5943600" cy="1721485"/>
+            <wp:effectExtent l="0" t="0" r="0" b="0"/>
+            <wp:docPr id="1507325994" name="Picture 1"/>
+            <wp:cNvGraphicFramePr>
+              <a:graphicFrameLocks xmlns:a="http://schemas.openxmlformats.org/drawingml/2006/main" noChangeAspect="1"/>
+            </wp:cNvGraphicFramePr>
+            <a:graphic xmlns:a="http://schemas.openxmlformats.org/drawingml/2006/main">
+              <a:graphicData uri="http://schemas.openxmlformats.org/drawingml/2006/picture">
+                <pic:pic xmlns:pic="http://schemas.openxmlformats.org/drawingml/2006/picture">
+                  <pic:nvPicPr>
+                    <pic:cNvPr id="1507325994" name=""/>
+                    <pic:cNvPicPr/>
+                  </pic:nvPicPr>
+                  <pic:blipFill>
+                    <a:blip r:embed="rId56"/>
+                    <a:stretch>
+                      <a:fillRect/>
+                    </a:stretch>
+                  </pic:blipFill>
+                  <pic:spPr>
+                    <a:xfrm>
+                      <a:off x="0" y="0"/>
+                      <a:ext cx="5943600" cy="1721485"/>
+                    </a:xfrm>
+                    <a:prstGeom prst="rect">
+                      <a:avLst/>
+                    </a:prstGeom>
+                  </pic:spPr>
+                </pic:pic>
+              </a:graphicData>
+            </a:graphic>
+          </wp:inline>
+        </w:drawing>
+      </w:r>
+    </w:p>
+    <w:p>
+      <w:pPr>
+        <w:pStyle w:val="ListParagraph"/>
+        <w:rPr>
+          <w:rFonts w:ascii="Times New Roman" w:hAnsi="Times New Roman" w:cs="Times New Roman"/>
+        </w:rPr>
+      </w:pPr>
+      <w:r>
+        <w:rPr>
+          <w:rFonts w:ascii="Times New Roman" w:hAnsi="Times New Roman" w:cs="Times New Roman"/>
+        </w:rPr>
+        <w:drawing>
+          <wp:inline distT="0" distB="0" distL="0" distR="0" wp14:anchorId="24FE230B" wp14:editId="2C4EA196">
+            <wp:extent cx="5943600" cy="1895475"/>
+            <wp:effectExtent l="0" t="0" r="0" b="9525"/>
+            <wp:docPr id="1679599408" name="Picture 1"/>
+            <wp:cNvGraphicFramePr>
+              <a:graphicFrameLocks xmlns:a="http://schemas.openxmlformats.org/drawingml/2006/main" noChangeAspect="1"/>
+            </wp:cNvGraphicFramePr>
+            <a:graphic xmlns:a="http://schemas.openxmlformats.org/drawingml/2006/main">
+              <a:graphicData uri="http://schemas.openxmlformats.org/drawingml/2006/picture">
+                <pic:pic xmlns:pic="http://schemas.openxmlformats.org/drawingml/2006/picture">
+                  <pic:nvPicPr>
+                    <pic:cNvPr id="1679599408" name=""/>
+                    <pic:cNvPicPr/>
+                  </pic:nvPicPr>
+                  <pic:blipFill>
+                    <a:blip r:embed="rId57"/>
+                    <a:stretch>
+                      <a:fillRect/>
+                    </a:stretch>
+                  </pic:blipFill>
+                  <pic:spPr>
+                    <a:xfrm>
+                      <a:off x="0" y="0"/>
+                      <a:ext cx="5943600" cy="1895475"/>
+                    </a:xfrm>
+                    <a:prstGeom prst="rect">
+                      <a:avLst/>
+                    </a:prstGeom>
+                  </pic:spPr>
+                </pic:pic>
+              </a:graphicData>
+            </a:graphic>
+          </wp:inline>
+        </w:drawing>
+      </w:r>
+    </w:p>
+    <w:p>
+      <w:pPr>
+        <w:pStyle w:val="ListParagraph"/>
+        <w:rPr>
+          <w:rFonts w:ascii="Times New Roman" w:hAnsi="Times New Roman" w:cs="Times New Roman"/>
+        </w:rPr>
+      </w:pPr>
     </w:p>
     <w:p>
       <w:pPr>

--- a/NguynHoVietKhoa_KTTKPM_Lab4.docx
+++ b/NguynHoVietKhoa_KTTKPM_Lab4.docx
@@ -3300,6 +3300,7 @@
       <w:r>
         <w:rPr>
           <w:rFonts w:ascii="Times New Roman" w:hAnsi="Times New Roman" w:cs="Times New Roman"/>
+          <w:noProof/>
         </w:rPr>
         <w:drawing>
           <wp:inline distT="0" distB="0" distL="0" distR="0" wp14:anchorId="77800B55" wp14:editId="5C361544">
@@ -3366,6 +3367,7 @@
       <w:r>
         <w:rPr>
           <w:rFonts w:ascii="Times New Roman" w:hAnsi="Times New Roman" w:cs="Times New Roman"/>
+          <w:noProof/>
         </w:rPr>
         <w:lastRenderedPageBreak/>
         <w:drawing>
@@ -3415,6 +3417,7 @@
       <w:r>
         <w:rPr>
           <w:rFonts w:ascii="Times New Roman" w:hAnsi="Times New Roman" w:cs="Times New Roman"/>
+          <w:noProof/>
         </w:rPr>
         <w:drawing>
           <wp:inline distT="0" distB="0" distL="0" distR="0" wp14:anchorId="24FE230B" wp14:editId="2C4EA196">
@@ -3441,6 +3444,199 @@
                     <a:xfrm>
                       <a:off x="0" y="0"/>
                       <a:ext cx="5943600" cy="1895475"/>
+                    </a:xfrm>
+                    <a:prstGeom prst="rect">
+                      <a:avLst/>
+                    </a:prstGeom>
+                  </pic:spPr>
+                </pic:pic>
+              </a:graphicData>
+            </a:graphic>
+          </wp:inline>
+        </w:drawing>
+      </w:r>
+    </w:p>
+    <w:p>
+      <w:pPr>
+        <w:rPr>
+          <w:rFonts w:ascii="Times New Roman" w:hAnsi="Times New Roman" w:cs="Times New Roman"/>
+        </w:rPr>
+      </w:pPr>
+      <w:r>
+        <w:rPr>
+          <w:rFonts w:ascii="Times New Roman" w:hAnsi="Times New Roman" w:cs="Times New Roman"/>
+        </w:rPr>
+        <w:t>Bài 10:</w:t>
+      </w:r>
+    </w:p>
+    <w:p>
+      <w:pPr>
+        <w:pStyle w:val="ListParagraph"/>
+        <w:numPr>
+          <w:ilvl w:val="0"/>
+          <w:numId w:val="1"/>
+        </w:numPr>
+        <w:rPr>
+          <w:rFonts w:ascii="Times New Roman" w:hAnsi="Times New Roman" w:cs="Times New Roman"/>
+        </w:rPr>
+      </w:pPr>
+      <w:r>
+        <w:rPr>
+          <w:rFonts w:ascii="Times New Roman" w:hAnsi="Times New Roman" w:cs="Times New Roman"/>
+        </w:rPr>
+        <w:t>Build image</w:t>
+      </w:r>
+    </w:p>
+    <w:p>
+      <w:pPr>
+        <w:pStyle w:val="ListParagraph"/>
+        <w:rPr>
+          <w:rFonts w:ascii="Times New Roman" w:hAnsi="Times New Roman" w:cs="Times New Roman"/>
+        </w:rPr>
+      </w:pPr>
+      <w:r>
+        <w:rPr>
+          <w:rFonts w:ascii="Times New Roman" w:hAnsi="Times New Roman" w:cs="Times New Roman"/>
+        </w:rPr>
+        <w:drawing>
+          <wp:inline distT="0" distB="0" distL="0" distR="0" wp14:anchorId="5B8FFB33" wp14:editId="43DA1DDE">
+            <wp:extent cx="5943600" cy="1365250"/>
+            <wp:effectExtent l="0" t="0" r="0" b="6350"/>
+            <wp:docPr id="2027685129" name="Picture 1"/>
+            <wp:cNvGraphicFramePr>
+              <a:graphicFrameLocks xmlns:a="http://schemas.openxmlformats.org/drawingml/2006/main" noChangeAspect="1"/>
+            </wp:cNvGraphicFramePr>
+            <a:graphic xmlns:a="http://schemas.openxmlformats.org/drawingml/2006/main">
+              <a:graphicData uri="http://schemas.openxmlformats.org/drawingml/2006/picture">
+                <pic:pic xmlns:pic="http://schemas.openxmlformats.org/drawingml/2006/picture">
+                  <pic:nvPicPr>
+                    <pic:cNvPr id="2027685129" name=""/>
+                    <pic:cNvPicPr/>
+                  </pic:nvPicPr>
+                  <pic:blipFill>
+                    <a:blip r:embed="rId58"/>
+                    <a:stretch>
+                      <a:fillRect/>
+                    </a:stretch>
+                  </pic:blipFill>
+                  <pic:spPr>
+                    <a:xfrm>
+                      <a:off x="0" y="0"/>
+                      <a:ext cx="5943600" cy="1365250"/>
+                    </a:xfrm>
+                    <a:prstGeom prst="rect">
+                      <a:avLst/>
+                    </a:prstGeom>
+                  </pic:spPr>
+                </pic:pic>
+              </a:graphicData>
+            </a:graphic>
+          </wp:inline>
+        </w:drawing>
+      </w:r>
+    </w:p>
+    <w:p>
+      <w:pPr>
+        <w:pStyle w:val="ListParagraph"/>
+        <w:numPr>
+          <w:ilvl w:val="0"/>
+          <w:numId w:val="1"/>
+        </w:numPr>
+        <w:rPr>
+          <w:rFonts w:ascii="Times New Roman" w:hAnsi="Times New Roman" w:cs="Times New Roman"/>
+        </w:rPr>
+      </w:pPr>
+      <w:r>
+        <w:rPr>
+          <w:rFonts w:ascii="Times New Roman" w:hAnsi="Times New Roman" w:cs="Times New Roman"/>
+        </w:rPr>
+        <w:t>Chạy image</w:t>
+      </w:r>
+    </w:p>
+    <w:p>
+      <w:pPr>
+        <w:pStyle w:val="ListParagraph"/>
+        <w:rPr>
+          <w:rFonts w:ascii="Times New Roman" w:hAnsi="Times New Roman" w:cs="Times New Roman"/>
+        </w:rPr>
+      </w:pPr>
+      <w:r>
+        <w:rPr>
+          <w:rFonts w:ascii="Times New Roman" w:hAnsi="Times New Roman" w:cs="Times New Roman"/>
+        </w:rPr>
+        <w:drawing>
+          <wp:inline distT="0" distB="0" distL="0" distR="0" wp14:anchorId="1A4AFBF2" wp14:editId="0505DE5A">
+            <wp:extent cx="5943600" cy="504825"/>
+            <wp:effectExtent l="0" t="0" r="0" b="9525"/>
+            <wp:docPr id="1944866612" name="Picture 1"/>
+            <wp:cNvGraphicFramePr>
+              <a:graphicFrameLocks xmlns:a="http://schemas.openxmlformats.org/drawingml/2006/main" noChangeAspect="1"/>
+            </wp:cNvGraphicFramePr>
+            <a:graphic xmlns:a="http://schemas.openxmlformats.org/drawingml/2006/main">
+              <a:graphicData uri="http://schemas.openxmlformats.org/drawingml/2006/picture">
+                <pic:pic xmlns:pic="http://schemas.openxmlformats.org/drawingml/2006/picture">
+                  <pic:nvPicPr>
+                    <pic:cNvPr id="1944866612" name=""/>
+                    <pic:cNvPicPr/>
+                  </pic:nvPicPr>
+                  <pic:blipFill>
+                    <a:blip r:embed="rId59"/>
+                    <a:stretch>
+                      <a:fillRect/>
+                    </a:stretch>
+                  </pic:blipFill>
+                  <pic:spPr>
+                    <a:xfrm>
+                      <a:off x="0" y="0"/>
+                      <a:ext cx="5943600" cy="504825"/>
+                    </a:xfrm>
+                    <a:prstGeom prst="rect">
+                      <a:avLst/>
+                    </a:prstGeom>
+                  </pic:spPr>
+                </pic:pic>
+              </a:graphicData>
+            </a:graphic>
+          </wp:inline>
+        </w:drawing>
+      </w:r>
+    </w:p>
+    <w:p>
+      <w:pPr>
+        <w:pStyle w:val="ListParagraph"/>
+        <w:rPr>
+          <w:rFonts w:ascii="Times New Roman" w:hAnsi="Times New Roman" w:cs="Times New Roman"/>
+        </w:rPr>
+      </w:pPr>
+      <w:r>
+        <w:rPr>
+          <w:rFonts w:ascii="Times New Roman" w:hAnsi="Times New Roman" w:cs="Times New Roman"/>
+        </w:rPr>
+        <w:drawing>
+          <wp:inline distT="0" distB="0" distL="0" distR="0" wp14:anchorId="589BC868" wp14:editId="77C3DFCF">
+            <wp:extent cx="5943600" cy="1106805"/>
+            <wp:effectExtent l="0" t="0" r="0" b="0"/>
+            <wp:docPr id="1001797906" name="Picture 1"/>
+            <wp:cNvGraphicFramePr>
+              <a:graphicFrameLocks xmlns:a="http://schemas.openxmlformats.org/drawingml/2006/main" noChangeAspect="1"/>
+            </wp:cNvGraphicFramePr>
+            <a:graphic xmlns:a="http://schemas.openxmlformats.org/drawingml/2006/main">
+              <a:graphicData uri="http://schemas.openxmlformats.org/drawingml/2006/picture">
+                <pic:pic xmlns:pic="http://schemas.openxmlformats.org/drawingml/2006/picture">
+                  <pic:nvPicPr>
+                    <pic:cNvPr id="1001797906" name=""/>
+                    <pic:cNvPicPr/>
+                  </pic:nvPicPr>
+                  <pic:blipFill>
+                    <a:blip r:embed="rId60"/>
+                    <a:stretch>
+                      <a:fillRect/>
+                    </a:stretch>
+                  </pic:blipFill>
+                  <pic:spPr>
+                    <a:xfrm>
+                      <a:off x="0" y="0"/>
+                      <a:ext cx="5943600" cy="1106805"/>
                     </a:xfrm>
                     <a:prstGeom prst="rect">
                       <a:avLst/>
